--- a/diamond_web/fixtures/default_templates/surat_pkdi_nasional_internasional_sebagian.docx
+++ b/diamond_web/fixtures/default_templates/surat_pkdi_nasional_internasional_sebagian.docx
@@ -1,18 +1,18 @@
 
 <file path=word/document.xml><?xml version="1.0" encoding="utf-8"?>
-<w:document xmlns:wpc="http://schemas.microsoft.com/office/word/2010/wordprocessingCanvas" xmlns:cx="http://schemas.microsoft.com/office/drawing/2014/chartex" xmlns:cx1="http://schemas.microsoft.com/office/drawing/2015/9/8/chartex" xmlns:cx2="http://schemas.microsoft.com/office/drawing/2015/10/21/chartex" xmlns:cx3="http://schemas.microsoft.com/office/drawing/2016/5/9/chartex" xmlns:cx4="http://schemas.microsoft.com/office/drawing/2016/5/10/chartex" xmlns:cx5="http://schemas.microsoft.com/office/drawing/2016/5/11/chartex" xmlns:cx6="http://schemas.microsoft.com/office/drawing/2016/5/12/chartex" xmlns:cx7="http://schemas.microsoft.com/office/drawing/2016/5/13/chartex" xmlns:cx8="http://schemas.microsoft.com/office/drawing/2016/5/14/chartex" xmlns:mc="http://schemas.openxmlformats.org/markup-compatibility/2006" xmlns:aink="http://schemas.microsoft.com/office/drawing/2016/ink" xmlns:am3d="http://schemas.microsoft.com/office/drawing/2017/model3d" xmlns:o="urn:schemas-microsoft-com:office:office" xmlns:r="http://schemas.openxmlformats.org/officeDocument/2006/relationships" xmlns:m="http://schemas.openxmlformats.org/officeDocument/2006/math" xmlns:v="urn:schemas-microsoft-com:vml" xmlns:wp14="http://schemas.microsoft.com/office/word/2010/wordprocessingDrawing" xmlns:wp="http://schemas.openxmlformats.org/drawingml/2006/wordprocessingDrawing" xmlns:w10="urn:schemas-microsoft-com:office:word" xmlns:w="http://schemas.openxmlformats.org/wordprocessingml/2006/main" xmlns:w14="http://schemas.microsoft.com/office/word/2010/wordml" xmlns:w15="http://schemas.microsoft.com/office/word/2012/wordml" xmlns:w16cex="http://schemas.microsoft.com/office/word/2018/wordml/cex" xmlns:w16cid="http://schemas.microsoft.com/office/word/2016/wordml/cid" xmlns:w16="http://schemas.microsoft.com/office/word/2018/wordml" xmlns:w16sdtdh="http://schemas.microsoft.com/office/word/2020/wordml/sdtdatahash" xmlns:w16se="http://schemas.microsoft.com/office/word/2015/wordml/symex" xmlns:wpg="http://schemas.microsoft.com/office/word/2010/wordprocessingGroup" xmlns:wpi="http://schemas.microsoft.com/office/word/2010/wordprocessingInk" xmlns:wne="http://schemas.microsoft.com/office/word/2006/wordml" xmlns:wps="http://schemas.microsoft.com/office/word/2010/wordprocessingShape" mc:Ignorable="w14 w15 w16se w16cid w16 w16cex w16sdtdh wp14">
+<w:document xmlns:wpc="http://schemas.microsoft.com/office/word/2010/wordprocessingCanvas" xmlns:cx="http://schemas.microsoft.com/office/drawing/2014/chartex" xmlns:cx1="http://schemas.microsoft.com/office/drawing/2015/9/8/chartex" xmlns:cx2="http://schemas.microsoft.com/office/drawing/2015/10/21/chartex" xmlns:cx3="http://schemas.microsoft.com/office/drawing/2016/5/9/chartex" xmlns:cx4="http://schemas.microsoft.com/office/drawing/2016/5/10/chartex" xmlns:cx5="http://schemas.microsoft.com/office/drawing/2016/5/11/chartex" xmlns:cx6="http://schemas.microsoft.com/office/drawing/2016/5/12/chartex" xmlns:cx7="http://schemas.microsoft.com/office/drawing/2016/5/13/chartex" xmlns:cx8="http://schemas.microsoft.com/office/drawing/2016/5/14/chartex" xmlns:mc="http://schemas.openxmlformats.org/markup-compatibility/2006" xmlns:aink="http://schemas.microsoft.com/office/drawing/2016/ink" xmlns:am3d="http://schemas.microsoft.com/office/drawing/2017/model3d" xmlns:o="urn:schemas-microsoft-com:office:office" xmlns:oel="http://schemas.microsoft.com/office/2019/extlst" xmlns:r="http://schemas.openxmlformats.org/officeDocument/2006/relationships" xmlns:m="http://schemas.openxmlformats.org/officeDocument/2006/math" xmlns:v="urn:schemas-microsoft-com:vml" xmlns:wp14="http://schemas.microsoft.com/office/word/2010/wordprocessingDrawing" xmlns:wp="http://schemas.openxmlformats.org/drawingml/2006/wordprocessingDrawing" xmlns:w10="urn:schemas-microsoft-com:office:word" xmlns:w="http://schemas.openxmlformats.org/wordprocessingml/2006/main" xmlns:w14="http://schemas.microsoft.com/office/word/2010/wordml" xmlns:w15="http://schemas.microsoft.com/office/word/2012/wordml" xmlns:w16cex="http://schemas.microsoft.com/office/word/2018/wordml/cex" xmlns:w16cid="http://schemas.microsoft.com/office/word/2016/wordml/cid" xmlns:w16="http://schemas.microsoft.com/office/word/2018/wordml" xmlns:w16du="http://schemas.microsoft.com/office/word/2023/wordml/word16du" xmlns:w16sdtdh="http://schemas.microsoft.com/office/word/2020/wordml/sdtdatahash" xmlns:w16sdtfl="http://schemas.microsoft.com/office/word/2024/wordml/sdtformatlock" xmlns:w16se="http://schemas.microsoft.com/office/word/2015/wordml/symex" xmlns:wpg="http://schemas.microsoft.com/office/word/2010/wordprocessingGroup" xmlns:wpi="http://schemas.microsoft.com/office/word/2010/wordprocessingInk" xmlns:wne="http://schemas.microsoft.com/office/word/2006/wordml" xmlns:wps="http://schemas.microsoft.com/office/word/2010/wordprocessingShape" mc:Ignorable="w14 w15 w16se w16cid w16 w16cex w16sdtdh w16sdtfl w16du wp14">
   <w:body>
     <w:tbl>
       <w:tblPr>
         <w:tblW w:w="9565" w:type="dxa"/>
         <w:tblInd w:w="-142" w:type="dxa"/>
         <w:tblBorders>
-          <w:top w:val="single" w:color="000000" w:sz="4" w:space="0"/>
-          <w:left w:val="single" w:color="000000" w:sz="4" w:space="0"/>
-          <w:bottom w:val="single" w:color="000000" w:sz="4" w:space="0"/>
-          <w:right w:val="single" w:color="000000" w:sz="4" w:space="0"/>
-          <w:insideH w:val="single" w:color="000000" w:sz="4" w:space="0"/>
-          <w:insideV w:val="single" w:color="000000" w:sz="4" w:space="0"/>
+          <w:top w:val="single" w:sz="4" w:space="0" w:color="000000"/>
+          <w:left w:val="single" w:sz="4" w:space="0" w:color="000000"/>
+          <w:bottom w:val="single" w:sz="4" w:space="0" w:color="000000"/>
+          <w:right w:val="single" w:sz="4" w:space="0" w:color="000000"/>
+          <w:insideH w:val="single" w:sz="4" w:space="0" w:color="000000"/>
+          <w:insideV w:val="single" w:sz="4" w:space="0" w:color="000000"/>
         </w:tblBorders>
         <w:shd w:val="clear" w:color="auto" w:fill="FFFFFF"/>
         <w:tblLayout w:type="fixed"/>
@@ -48,7 +48,7 @@
                 <w:rFonts w:eastAsia="Arial"/>
               </w:rPr>
             </w:pPr>
-            <w:bookmarkStart w:name="_Hlk116390860" w:id="0"/>
+            <w:bookmarkStart w:id="0" w:name="_Hlk116390860"/>
             <w:r>
               <w:rPr>
                 <w:rFonts w:eastAsia="Arial"/>
@@ -112,7 +112,7 @@
                 <w:rFonts w:eastAsia="Arial"/>
               </w:rPr>
             </w:pPr>
-            <w:hyperlink w:history="1" r:id="rId9">
+            <w:hyperlink r:id="rId9" w:history="1">
               <w:r>
                 <w:rPr>
                   <w:rFonts w:eastAsia="Arial"/>
@@ -146,7 +146,7 @@
                 <w:rFonts w:eastAsia="Arial"/>
               </w:rPr>
             </w:pPr>
-            <w:hyperlink w:history="1" r:id="rId10">
+            <w:hyperlink r:id="rId10" w:history="1">
               <w:r>
                 <w:rPr>
                   <w:rFonts w:eastAsia="Arial"/>
@@ -344,7 +344,7 @@
                 <w:rFonts w:eastAsia="Arial"/>
               </w:rPr>
             </w:pPr>
-            <w:hyperlink w:history="1" r:id="rId11">
+            <w:hyperlink r:id="rId11" w:history="1">
               <w:r>
                 <w:rPr>
                   <w:rFonts w:eastAsia="Arial"/>
@@ -474,15 +474,28 @@
                 <w:rFonts w:eastAsia="Arial"/>
                 <w:lang w:val="en-US"/>
               </w:rPr>
-              <w:t xml:space="preserve">Tahun Data 2024 </w:t>
+              <w:t xml:space="preserve">Tahun Data </w:t>
             </w:r>
             <w:r>
               <w:rPr>
                 <w:rFonts w:eastAsia="Arial"/>
-                <w:highlight w:val="yellow"/>
                 <w:lang w:val="en-US"/>
               </w:rPr>
-              <w:t>Kementerian ABC</w:t>
+              <w:t>{{tahun_data}}</w:t>
+            </w:r>
+            <w:r>
+              <w:rPr>
+                <w:rFonts w:eastAsia="Arial"/>
+                <w:lang w:val="en-US"/>
+              </w:rPr>
+              <w:t xml:space="preserve"> </w:t>
+            </w:r>
+            <w:r>
+              <w:rPr>
+                <w:rFonts w:eastAsia="Arial"/>
+                <w:lang w:val="en-US"/>
+              </w:rPr>
+              <w:t>{{nama_ilap}}</w:t>
             </w:r>
           </w:p>
         </w:tc>
@@ -514,7 +527,20 @@
           <w:highlight w:val="yellow"/>
           <w:lang w:val="en-US"/>
         </w:rPr>
-        <w:t>Pimpinan ILAP</w:t>
+        <w:t xml:space="preserve">Pimpinan </w:t>
+      </w:r>
+      <w:r>
+        <w:rPr>
+          <w:rFonts w:eastAsia="Arial"/>
+          <w:lang w:val="en-US"/>
+        </w:rPr>
+        <w:t>{{nama_ilap}}</w:t>
+      </w:r>
+      <w:r>
+        <w:rPr>
+          <w:highlight w:val="yellow"/>
+        </w:rPr>
+        <w:t xml:space="preserve"> </w:t>
       </w:r>
       <w:r>
         <w:rPr>
@@ -561,7 +587,7 @@
         <w:ind w:left="-170" w:right="57" w:firstLine="737"/>
         <w:jc w:val="both"/>
       </w:pPr>
-      <w:bookmarkStart w:name="_Hlk175592941" w:id="1"/>
+      <w:bookmarkStart w:id="1" w:name="_Hlk175592941"/>
       <w:r>
         <w:t xml:space="preserve">Dengan ini diberitahukan bahwa Data dan Informasi yang </w:t>
       </w:r>
@@ -590,12 +616,12 @@
         <w:tblW w:w="0" w:type="auto"/>
         <w:tblInd w:w="-170" w:type="dxa"/>
         <w:tblBorders>
-          <w:top w:val="none" w:color="auto" w:sz="0" w:space="0"/>
-          <w:left w:val="none" w:color="auto" w:sz="0" w:space="0"/>
-          <w:bottom w:val="none" w:color="auto" w:sz="0" w:space="0"/>
-          <w:right w:val="none" w:color="auto" w:sz="0" w:space="0"/>
-          <w:insideH w:val="none" w:color="auto" w:sz="0" w:space="0"/>
-          <w:insideV w:val="none" w:color="auto" w:sz="0" w:space="0"/>
+          <w:top w:val="none" w:sz="0" w:space="0" w:color="auto"/>
+          <w:left w:val="none" w:sz="0" w:space="0" w:color="auto"/>
+          <w:bottom w:val="none" w:sz="0" w:space="0" w:color="auto"/>
+          <w:right w:val="none" w:sz="0" w:space="0" w:color="auto"/>
+          <w:insideH w:val="none" w:sz="0" w:space="0" w:color="auto"/>
+          <w:insideV w:val="none" w:sz="0" w:space="0" w:color="auto"/>
         </w:tblBorders>
         <w:tblLook w:val="04A0" w:firstRow="1" w:lastRow="0" w:firstColumn="1" w:lastColumn="0" w:noHBand="0" w:noVBand="1"/>
       </w:tblPr>
@@ -640,11 +666,6 @@
               </w:rPr>
             </w:pPr>
             <w:r>
-              <w:rPr>
-                <w:rFonts w:eastAsia="Arial" w:cs="Arial"/>
-                <w:noProof/>
-                <w:lang w:val="en-US"/>
-              </w:rPr>
               <w:t>:</w:t>
             </w:r>
           </w:p>
@@ -665,10 +686,7 @@
               </w:rPr>
             </w:pPr>
             <w:r>
-              <w:rPr>
-                <w:lang w:val="en-US"/>
-              </w:rPr>
-              <w:t>……………..</w:t>
+              <w:t>{{nomor_surat_pengantar}}</w:t>
             </w:r>
           </w:p>
         </w:tc>
@@ -709,11 +727,6 @@
               </w:rPr>
             </w:pPr>
             <w:r>
-              <w:rPr>
-                <w:rFonts w:eastAsia="Arial" w:cs="Arial"/>
-                <w:noProof/>
-                <w:lang w:val="en-US"/>
-              </w:rPr>
               <w:t>:</w:t>
             </w:r>
           </w:p>
@@ -733,10 +746,7 @@
               </w:rPr>
             </w:pPr>
             <w:r>
-              <w:rPr>
-                <w:lang w:val="en-US"/>
-              </w:rPr>
-              <w:t>……………..</w:t>
+              <w:t>{{tanggal_surat_pengantar}}</w:t>
             </w:r>
           </w:p>
         </w:tc>
@@ -777,11 +787,6 @@
               </w:rPr>
             </w:pPr>
             <w:r>
-              <w:rPr>
-                <w:rFonts w:eastAsia="Arial" w:cs="Arial"/>
-                <w:noProof/>
-                <w:lang w:val="en-US"/>
-              </w:rPr>
               <w:t>:</w:t>
             </w:r>
           </w:p>
@@ -802,24 +807,7 @@
               </w:rPr>
             </w:pPr>
             <w:r>
-              <w:rPr>
-                <w:rFonts w:eastAsia="Arial" w:cs="Arial"/>
-                <w:noProof/>
-                <w:lang w:val="en-US"/>
-              </w:rPr>
-              <w:t xml:space="preserve">Tahun </w:t>
-            </w:r>
-            <w:r>
-              <w:rPr>
-                <w:lang w:val="en-US"/>
-              </w:rPr>
-              <w:t>…</w:t>
-            </w:r>
-            <w:r>
-              <w:rPr>
-                <w:lang w:val="en-US"/>
-              </w:rPr>
-              <w:t>….</w:t>
+              <w:t>Tahun {{tahun_data}}</w:t>
             </w:r>
           </w:p>
         </w:tc>
@@ -860,11 +848,6 @@
               </w:rPr>
             </w:pPr>
             <w:r>
-              <w:rPr>
-                <w:rFonts w:eastAsia="Arial" w:cs="Arial"/>
-                <w:noProof/>
-                <w:lang w:val="en-US"/>
-              </w:rPr>
               <w:t>:</w:t>
             </w:r>
           </w:p>
@@ -884,10 +867,7 @@
               </w:rPr>
             </w:pPr>
             <w:r>
-              <w:rPr>
-                <w:lang w:val="en-US"/>
-              </w:rPr>
-              <w:t>……………..</w:t>
+              <w:t>{{tanggal_terima_dip}}</w:t>
             </w:r>
           </w:p>
         </w:tc>
@@ -928,11 +908,6 @@
               </w:rPr>
             </w:pPr>
             <w:r>
-              <w:rPr>
-                <w:rFonts w:eastAsia="Arial" w:cs="Arial"/>
-                <w:noProof/>
-                <w:lang w:val="en-US"/>
-              </w:rPr>
               <w:t>:</w:t>
             </w:r>
           </w:p>
@@ -952,7 +927,7 @@
               </w:rPr>
             </w:pPr>
             <w:r>
-              <w:t xml:space="preserve">Langsung </w:t>
+              <w:t>{{cara_penyampaian}}</w:t>
             </w:r>
           </w:p>
         </w:tc>
@@ -1254,127 +1229,7 @@
         <w:rPr>
           <w:lang w:val="en-US"/>
         </w:rPr>
-        <w:t xml:space="preserve">Atas data yang </w:t>
-      </w:r>
-      <w:r>
-        <w:rPr>
-          <w:lang w:val="en-US"/>
-        </w:rPr>
-        <w:t>terdapat</w:t>
-      </w:r>
-      <w:r>
-        <w:rPr>
-          <w:lang w:val="en-US"/>
-        </w:rPr>
-        <w:t xml:space="preserve"> </w:t>
-      </w:r>
-      <w:r>
-        <w:rPr>
-          <w:lang w:val="en-US"/>
-        </w:rPr>
-        <w:t>jumlah</w:t>
-      </w:r>
-      <w:r>
-        <w:rPr>
-          <w:lang w:val="en-US"/>
-        </w:rPr>
-        <w:t xml:space="preserve"> baris data </w:t>
-      </w:r>
-      <w:r>
-        <w:rPr>
-          <w:lang w:val="en-US"/>
-        </w:rPr>
-        <w:t>tidak</w:t>
-      </w:r>
-      <w:r>
-        <w:rPr>
-          <w:lang w:val="en-US"/>
-        </w:rPr>
-        <w:t xml:space="preserve"> </w:t>
-      </w:r>
-      <w:r>
-        <w:rPr>
-          <w:lang w:val="en-US"/>
-        </w:rPr>
-        <w:t>lengkap</w:t>
-      </w:r>
-      <w:r>
-        <w:rPr>
-          <w:lang w:val="en-US"/>
-        </w:rPr>
-        <w:t xml:space="preserve"> </w:t>
-      </w:r>
-      <w:r>
-        <w:rPr>
-          <w:lang w:val="en-US"/>
-        </w:rPr>
-        <w:t>sebagaimana</w:t>
-      </w:r>
-      <w:r>
-        <w:rPr>
-          <w:lang w:val="en-US"/>
-        </w:rPr>
-        <w:t xml:space="preserve"> </w:t>
-      </w:r>
-      <w:r>
-        <w:rPr>
-          <w:lang w:val="en-US"/>
-        </w:rPr>
-        <w:t>terlampir</w:t>
-      </w:r>
-      <w:r>
-        <w:rPr>
-          <w:lang w:val="en-US"/>
-        </w:rPr>
-        <w:t xml:space="preserve"> </w:t>
-      </w:r>
-      <w:r>
-        <w:rPr>
-          <w:lang w:val="en-US"/>
-        </w:rPr>
-        <w:t>dilakukan</w:t>
-      </w:r>
-      <w:r>
-        <w:rPr>
-          <w:lang w:val="en-US"/>
-        </w:rPr>
-        <w:t xml:space="preserve"> </w:t>
-      </w:r>
-      <w:r>
-        <w:rPr>
-          <w:lang w:val="en-US"/>
-        </w:rPr>
-        <w:t>klarifikasi</w:t>
-      </w:r>
-      <w:r>
-        <w:rPr>
-          <w:lang w:val="en-US"/>
-        </w:rPr>
-        <w:t xml:space="preserve"> </w:t>
-      </w:r>
-      <w:r>
-        <w:rPr>
-          <w:lang w:val="en-US"/>
-        </w:rPr>
-        <w:t>melalui</w:t>
-      </w:r>
-      <w:r>
-        <w:rPr>
-          <w:lang w:val="en-US"/>
-        </w:rPr>
-        <w:t xml:space="preserve"> </w:t>
-      </w:r>
-      <w:r>
-        <w:rPr>
-          <w:lang w:val="en-US"/>
-        </w:rPr>
-        <w:t>surat</w:t>
-      </w:r>
-      <w:r>
-        <w:rPr>
-          <w:lang w:val="en-US"/>
-        </w:rPr>
-        <w:t xml:space="preserve"> </w:t>
+        <w:t xml:space="preserve">Atas data yang terdapat jumlah baris data tidak lengkap sebagaimana terlampir dilakukan klarifikasi melalui surat </w:t>
       </w:r>
       <w:r>
         <w:rPr>
@@ -1387,28 +1242,7 @@
           <w:rFonts w:eastAsia="Arial"/>
           <w:lang w:val="en-US"/>
         </w:rPr>
-        <w:t>Data dan/</w:t>
-      </w:r>
-      <w:r>
-        <w:rPr>
-          <w:rFonts w:eastAsia="Arial"/>
-          <w:lang w:val="en-US"/>
-        </w:rPr>
-        <w:t>atau</w:t>
-      </w:r>
-      <w:r>
-        <w:rPr>
-          <w:rFonts w:eastAsia="Arial"/>
-          <w:lang w:val="en-US"/>
-        </w:rPr>
-        <w:t xml:space="preserve"> </w:t>
-      </w:r>
-      <w:r>
-        <w:rPr>
-          <w:rFonts w:eastAsia="Arial"/>
-          <w:lang w:val="en-US"/>
-        </w:rPr>
-        <w:t>Informasi</w:t>
+        <w:t>Data dan/atau Informasi</w:t>
       </w:r>
       <w:r>
         <w:rPr>
@@ -1431,151 +1265,13 @@
         <w:rPr>
           <w:lang w:val="en-US"/>
         </w:rPr>
-        <w:t>Apabila</w:t>
+        <w:t>Apabila dalam proses pengolahan data terdapat hal-hal yang meme</w:t>
       </w:r>
       <w:r>
         <w:rPr>
           <w:lang w:val="en-US"/>
         </w:rPr>
-        <w:t xml:space="preserve"> </w:t>
-      </w:r>
-      <w:r>
-        <w:rPr>
-          <w:lang w:val="en-US"/>
-        </w:rPr>
-        <w:t>dalam</w:t>
-      </w:r>
-      <w:r>
-        <w:rPr>
-          <w:lang w:val="en-US"/>
-        </w:rPr>
-        <w:t xml:space="preserve"> proses </w:t>
-      </w:r>
-      <w:r>
-        <w:rPr>
-          <w:lang w:val="en-US"/>
-        </w:rPr>
-        <w:t>pengolahan</w:t>
-      </w:r>
-      <w:r>
-        <w:rPr>
-          <w:lang w:val="en-US"/>
-        </w:rPr>
-        <w:t xml:space="preserve"> data </w:t>
-      </w:r>
-      <w:r>
-        <w:rPr>
-          <w:lang w:val="en-US"/>
-        </w:rPr>
-        <w:t>terdapat</w:t>
-      </w:r>
-      <w:r>
-        <w:rPr>
-          <w:lang w:val="en-US"/>
-        </w:rPr>
-        <w:t xml:space="preserve"> </w:t>
-      </w:r>
-      <w:r>
-        <w:rPr>
-          <w:lang w:val="en-US"/>
-        </w:rPr>
-        <w:t>hal-hal</w:t>
-      </w:r>
-      <w:r>
-        <w:rPr>
-          <w:lang w:val="en-US"/>
-        </w:rPr>
-        <w:t xml:space="preserve"> yang </w:t>
-      </w:r>
-      <w:r>
-        <w:rPr>
-          <w:lang w:val="en-US"/>
-        </w:rPr>
-        <w:t>meme</w:t>
-      </w:r>
-      <w:r>
-        <w:rPr>
-          <w:lang w:val="en-US"/>
-        </w:rPr>
-        <w:t>rlukan</w:t>
-      </w:r>
-      <w:r>
-        <w:rPr>
-          <w:lang w:val="en-US"/>
-        </w:rPr>
-        <w:t xml:space="preserve"> </w:t>
-      </w:r>
-      <w:r>
-        <w:rPr>
-          <w:lang w:val="en-US"/>
-        </w:rPr>
-        <w:t>klarifikasi</w:t>
-      </w:r>
-      <w:r>
-        <w:rPr>
-          <w:lang w:val="en-US"/>
-        </w:rPr>
-        <w:t xml:space="preserve">, </w:t>
-      </w:r>
-      <w:r>
-        <w:rPr>
-          <w:lang w:val="en-US"/>
-        </w:rPr>
-        <w:t>akan</w:t>
-      </w:r>
-      <w:r>
-        <w:rPr>
-          <w:lang w:val="en-US"/>
-        </w:rPr>
-        <w:t xml:space="preserve"> </w:t>
-      </w:r>
-      <w:r>
-        <w:rPr>
-          <w:lang w:val="en-US"/>
-        </w:rPr>
-        <w:t>disampaikan</w:t>
-      </w:r>
-      <w:r>
-        <w:rPr>
-          <w:lang w:val="en-US"/>
-        </w:rPr>
-        <w:t xml:space="preserve"> </w:t>
-      </w:r>
-      <w:r>
-        <w:rPr>
-          <w:lang w:val="en-US"/>
-        </w:rPr>
-        <w:t>melalui</w:t>
-      </w:r>
-      <w:r>
-        <w:rPr>
-          <w:lang w:val="en-US"/>
-        </w:rPr>
-        <w:t xml:space="preserve"> </w:t>
-      </w:r>
-      <w:r>
-        <w:rPr>
-          <w:lang w:val="en-US"/>
-        </w:rPr>
-        <w:t>surat</w:t>
-      </w:r>
-      <w:r>
-        <w:rPr>
-          <w:lang w:val="en-US"/>
-        </w:rPr>
-        <w:t xml:space="preserve"> </w:t>
-      </w:r>
-      <w:r>
-        <w:rPr>
-          <w:lang w:val="en-US"/>
-        </w:rPr>
-        <w:t>tersendiri</w:t>
-      </w:r>
-      <w:r>
-        <w:rPr>
-          <w:lang w:val="en-US"/>
-        </w:rPr>
-        <w:t>.</w:t>
+        <w:t>rlukan klarifikasi, akan disampaikan melalui surat tersendiri.</w:t>
       </w:r>
     </w:p>
     <w:bookmarkEnd w:id="1"/>
@@ -1642,12 +1338,12 @@
         <w:tblW w:w="5158" w:type="pct"/>
         <w:tblInd w:w="-289" w:type="dxa"/>
         <w:tblBorders>
-          <w:top w:val="single" w:color="FFFFFF" w:sz="4" w:space="0"/>
-          <w:left w:val="single" w:color="FFFFFF" w:sz="4" w:space="0"/>
-          <w:bottom w:val="single" w:color="FFFFFF" w:sz="4" w:space="0"/>
-          <w:right w:val="single" w:color="FFFFFF" w:sz="4" w:space="0"/>
-          <w:insideH w:val="single" w:color="FFFFFF" w:sz="4" w:space="0"/>
-          <w:insideV w:val="single" w:color="FFFFFF" w:sz="4" w:space="0"/>
+          <w:top w:val="single" w:sz="4" w:space="0" w:color="FFFFFF"/>
+          <w:left w:val="single" w:sz="4" w:space="0" w:color="FFFFFF"/>
+          <w:bottom w:val="single" w:sz="4" w:space="0" w:color="FFFFFF"/>
+          <w:right w:val="single" w:sz="4" w:space="0" w:color="FFFFFF"/>
+          <w:insideH w:val="single" w:sz="4" w:space="0" w:color="FFFFFF"/>
+          <w:insideV w:val="single" w:sz="4" w:space="0" w:color="FFFFFF"/>
         </w:tblBorders>
         <w:shd w:val="clear" w:color="auto" w:fill="FFFFFF"/>
         <w:tblLook w:val="04A0" w:firstRow="1" w:lastRow="0" w:firstColumn="1" w:lastColumn="0" w:noHBand="0" w:noVBand="1"/>
@@ -1664,7 +1360,6 @@
           <w:tcPr>
             <w:tcW w:w="2868" w:type="pct"/>
             <w:shd w:val="clear" w:color="auto" w:fill="FFFFFF" w:themeFill="background1"/>
-            <w:tcMar/>
           </w:tcPr>
           <w:p>
             <w:pPr>
@@ -1680,7 +1375,6 @@
           <w:tcPr>
             <w:tcW w:w="2132" w:type="pct"/>
             <w:shd w:val="clear" w:color="auto" w:fill="FFFFFF" w:themeFill="background1"/>
-            <w:tcMar/>
           </w:tcPr>
           <w:p>
             <w:pPr>
@@ -1701,7 +1395,6 @@
           <w:tcPr>
             <w:tcW w:w="2868" w:type="pct"/>
             <w:shd w:val="clear" w:color="auto" w:fill="FFFFFF" w:themeFill="background1"/>
-            <w:tcMar/>
           </w:tcPr>
           <w:p>
             <w:pPr>
@@ -1716,7 +1409,6 @@
           <w:tcPr>
             <w:tcW w:w="2132" w:type="pct"/>
             <w:shd w:val="clear" w:color="auto" w:fill="FFFFFF" w:themeFill="background1"/>
-            <w:tcMar/>
           </w:tcPr>
           <w:p>
             <w:pPr>
@@ -1829,7 +1521,6 @@
           <w:tcPr>
             <w:tcW w:w="2868" w:type="pct"/>
             <w:shd w:val="clear" w:color="auto" w:fill="FFFFFF" w:themeFill="background1"/>
-            <w:tcMar/>
           </w:tcPr>
           <w:p>
             <w:pPr>
@@ -1844,7 +1535,6 @@
           <w:tcPr>
             <w:tcW w:w="2132" w:type="pct"/>
             <w:shd w:val="clear" w:color="auto" w:fill="FFFFFF" w:themeFill="background1"/>
-            <w:tcMar/>
           </w:tcPr>
           <w:p>
             <w:pPr>
@@ -1855,29 +1545,8 @@
                 <w:lang w:val="en-US"/>
               </w:rPr>
             </w:pPr>
-            <w:hyperlink w:history="1" r:id="rId14">
-              <w:r>
-                <w:rPr>
-                  <w:rStyle w:val="Hyperlink"/>
-                  <w:rFonts w:cs="Arial"/>
-                  <w:noProof/>
-                  <w:color w:val="auto"/>
-                  <w:u w:val="none"/>
-                  <w:lang w:val="en-US"/>
-                </w:rPr>
-                <w:t>Max</w:t>
-              </w:r>
-            </w:hyperlink>
-            <w:r>
-              <w:rPr>
-                <w:rStyle w:val="Hyperlink"/>
-                <w:rFonts w:cs="Arial"/>
-                <w:noProof/>
-                <w:color w:val="auto"/>
-                <w:u w:val="none"/>
-                <w:lang w:val="en-US"/>
-              </w:rPr>
-              <w:t xml:space="preserve"> Darmawan</w:t>
+            <w:r>
+              <w:t>Eddy Wahyudi</w:t>
             </w:r>
           </w:p>
         </w:tc>
@@ -1898,12 +1567,12 @@
         <w:tblW w:w="5153" w:type="pct"/>
         <w:tblInd w:w="-284" w:type="dxa"/>
         <w:tblBorders>
-          <w:top w:val="single" w:color="000000" w:sz="4" w:space="0"/>
-          <w:left w:val="single" w:color="000000" w:sz="4" w:space="0"/>
-          <w:bottom w:val="single" w:color="000000" w:sz="4" w:space="0"/>
-          <w:right w:val="single" w:color="000000" w:sz="4" w:space="0"/>
-          <w:insideH w:val="single" w:color="000000" w:sz="4" w:space="0"/>
-          <w:insideV w:val="single" w:color="000000" w:sz="4" w:space="0"/>
+          <w:top w:val="single" w:sz="4" w:space="0" w:color="000000"/>
+          <w:left w:val="single" w:sz="4" w:space="0" w:color="000000"/>
+          <w:bottom w:val="single" w:sz="4" w:space="0" w:color="000000"/>
+          <w:right w:val="single" w:sz="4" w:space="0" w:color="000000"/>
+          <w:insideH w:val="single" w:sz="4" w:space="0" w:color="000000"/>
+          <w:insideV w:val="single" w:sz="4" w:space="0" w:color="000000"/>
         </w:tblBorders>
         <w:shd w:val="clear" w:color="auto" w:fill="FFFFFF"/>
         <w:tblLook w:val="04A0" w:firstRow="1" w:lastRow="0" w:firstColumn="1" w:lastColumn="0" w:noHBand="0" w:noVBand="1"/>
@@ -1922,7 +1591,6 @@
               <w:right w:val="nil"/>
             </w:tcBorders>
             <w:shd w:val="clear" w:color="auto" w:fill="FFFFFF" w:themeFill="background1"/>
-            <w:tcMar/>
           </w:tcPr>
           <w:p>
             <w:pPr>
@@ -1948,7 +1616,6 @@
               <w:right w:val="nil"/>
             </w:tcBorders>
             <w:shd w:val="clear" w:color="auto" w:fill="FFFFFF" w:themeFill="background1"/>
-            <w:tcMar/>
           </w:tcPr>
           <w:p>
             <w:pPr>
@@ -2008,8 +1675,8 @@
           <w:szCs w:val="20"/>
         </w:rPr>
       </w:pPr>
-      <w:bookmarkStart w:name="_Hlk176870149" w:id="2"/>
-      <w:bookmarkStart w:name="_Hlk175592966" w:id="3"/>
+      <w:bookmarkStart w:id="2" w:name="_Hlk175592966"/>
+      <w:bookmarkStart w:id="3" w:name="_Hlk176870149"/>
       <w:r>
         <w:rPr>
           <w:sz w:val="20"/>
@@ -2088,7 +1755,7 @@
         </w:rPr>
         <w:t xml:space="preserve">: </w:t>
       </w:r>
-      <w:hyperlink w:history="1" r:id="rId16">
+      <w:hyperlink r:id="rId12" w:history="1">
         <w:r>
           <w:rPr>
             <w:rStyle w:val="Hyperlink"/>
@@ -2134,7 +1801,7 @@
         </w:rPr>
         <w:t xml:space="preserve">: </w:t>
       </w:r>
-      <w:hyperlink w:history="1" r:id="rId17">
+      <w:hyperlink r:id="rId13" w:history="1">
         <w:r>
           <w:rPr>
             <w:rFonts w:eastAsia="Arial" w:cs="Arial"/>
@@ -2185,11 +1852,11 @@
       </w:pPr>
       <w:r>
         <w:rPr>
-          <w:rFonts w:cs="Arial"/>
-          <w:highlight w:val="yellow"/>
+          <w:b/>
+          <w:bCs/>
           <w:lang w:val="en-US"/>
         </w:rPr>
-        <w:t>Nama ILAP</w:t>
+        <w:t>{{nama_ilap}}</w:t>
       </w:r>
     </w:p>
     <w:p>
@@ -2211,12 +1878,12 @@
         <w:tblLook w:val="04A0" w:firstRow="1" w:lastRow="0" w:firstColumn="1" w:lastColumn="0" w:noHBand="0" w:noVBand="1"/>
       </w:tblPr>
       <w:tblGrid>
-        <w:gridCol w:w="536"/>
-        <w:gridCol w:w="2902"/>
-        <w:gridCol w:w="1666"/>
-        <w:gridCol w:w="1417"/>
-        <w:gridCol w:w="1418"/>
-        <w:gridCol w:w="1559"/>
+        <w:gridCol w:w="1013"/>
+        <w:gridCol w:w="1415"/>
+        <w:gridCol w:w="1407"/>
+        <w:gridCol w:w="1925"/>
+        <w:gridCol w:w="1776"/>
+        <w:gridCol w:w="2097"/>
       </w:tblGrid>
       <w:tr>
         <w:trPr>
@@ -2227,10 +1894,10 @@
           <w:tcPr>
             <w:tcW w:w="536" w:type="dxa"/>
             <w:tcBorders>
-              <w:top w:val="single" w:color="auto" w:sz="4" w:space="0"/>
-              <w:left w:val="single" w:color="auto" w:sz="4" w:space="0"/>
-              <w:bottom w:val="single" w:color="auto" w:sz="4" w:space="0"/>
-              <w:right w:val="single" w:color="auto" w:sz="4" w:space="0"/>
+              <w:top w:val="single" w:sz="4" w:space="0" w:color="auto"/>
+              <w:left w:val="single" w:sz="4" w:space="0" w:color="auto"/>
+              <w:bottom w:val="single" w:sz="4" w:space="0" w:color="auto"/>
+              <w:right w:val="single" w:sz="4" w:space="0" w:color="auto"/>
             </w:tcBorders>
             <w:shd w:val="clear" w:color="auto" w:fill="D0CECE" w:themeFill="background2" w:themeFillShade="E6"/>
             <w:vAlign w:val="center"/>
@@ -2265,10 +1932,10 @@
           <w:tcPr>
             <w:tcW w:w="2902" w:type="dxa"/>
             <w:tcBorders>
-              <w:top w:val="single" w:color="auto" w:sz="4" w:space="0"/>
+              <w:top w:val="single" w:sz="4" w:space="0" w:color="auto"/>
               <w:left w:val="nil"/>
-              <w:bottom w:val="single" w:color="auto" w:sz="4" w:space="0"/>
-              <w:right w:val="single" w:color="auto" w:sz="4" w:space="0"/>
+              <w:bottom w:val="single" w:sz="4" w:space="0" w:color="auto"/>
+              <w:right w:val="single" w:sz="4" w:space="0" w:color="auto"/>
             </w:tcBorders>
             <w:shd w:val="clear" w:color="auto" w:fill="D0CECE" w:themeFill="background2" w:themeFillShade="E6"/>
             <w:vAlign w:val="center"/>
@@ -2303,10 +1970,10 @@
           <w:tcPr>
             <w:tcW w:w="1666" w:type="dxa"/>
             <w:tcBorders>
-              <w:top w:val="single" w:color="auto" w:sz="4" w:space="0"/>
+              <w:top w:val="single" w:sz="4" w:space="0" w:color="auto"/>
               <w:left w:val="nil"/>
-              <w:bottom w:val="single" w:color="auto" w:sz="4" w:space="0"/>
-              <w:right w:val="single" w:color="auto" w:sz="4" w:space="0"/>
+              <w:bottom w:val="single" w:sz="4" w:space="0" w:color="auto"/>
+              <w:right w:val="single" w:sz="4" w:space="0" w:color="auto"/>
             </w:tcBorders>
             <w:shd w:val="clear" w:color="auto" w:fill="D0CECE" w:themeFill="background2" w:themeFillShade="E6"/>
             <w:vAlign w:val="center"/>
@@ -2341,10 +2008,10 @@
           <w:tcPr>
             <w:tcW w:w="1417" w:type="dxa"/>
             <w:tcBorders>
-              <w:top w:val="single" w:color="auto" w:sz="4" w:space="0"/>
+              <w:top w:val="single" w:sz="4" w:space="0" w:color="auto"/>
               <w:left w:val="nil"/>
-              <w:bottom w:val="single" w:color="auto" w:sz="4" w:space="0"/>
-              <w:right w:val="single" w:color="auto" w:sz="4" w:space="0"/>
+              <w:bottom w:val="single" w:sz="4" w:space="0" w:color="auto"/>
+              <w:right w:val="single" w:sz="4" w:space="0" w:color="auto"/>
             </w:tcBorders>
             <w:shd w:val="clear" w:color="auto" w:fill="D0CECE" w:themeFill="background2" w:themeFillShade="E6"/>
             <w:vAlign w:val="center"/>
@@ -2390,10 +2057,10 @@
           <w:tcPr>
             <w:tcW w:w="1418" w:type="dxa"/>
             <w:tcBorders>
-              <w:top w:val="single" w:color="auto" w:sz="4" w:space="0"/>
+              <w:top w:val="single" w:sz="4" w:space="0" w:color="auto"/>
               <w:left w:val="nil"/>
-              <w:bottom w:val="single" w:color="auto" w:sz="4" w:space="0"/>
-              <w:right w:val="single" w:color="auto" w:sz="4" w:space="0"/>
+              <w:bottom w:val="single" w:sz="4" w:space="0" w:color="auto"/>
+              <w:right w:val="single" w:sz="4" w:space="0" w:color="auto"/>
             </w:tcBorders>
             <w:shd w:val="clear" w:color="auto" w:fill="D0CECE" w:themeFill="background2" w:themeFillShade="E6"/>
             <w:vAlign w:val="center"/>
@@ -2427,10 +2094,10 @@
           <w:tcPr>
             <w:tcW w:w="1559" w:type="dxa"/>
             <w:tcBorders>
-              <w:top w:val="single" w:color="auto" w:sz="4" w:space="0"/>
+              <w:top w:val="single" w:sz="4" w:space="0" w:color="auto"/>
               <w:left w:val="nil"/>
-              <w:bottom w:val="single" w:color="auto" w:sz="4" w:space="0"/>
-              <w:right w:val="single" w:color="auto" w:sz="4" w:space="0"/>
+              <w:bottom w:val="single" w:sz="4" w:space="0" w:color="auto"/>
+              <w:right w:val="single" w:sz="4" w:space="0" w:color="auto"/>
             </w:tcBorders>
             <w:shd w:val="clear" w:color="auto" w:fill="D0CECE" w:themeFill="background2" w:themeFillShade="E6"/>
           </w:tcPr>
@@ -2469,11 +2136,10 @@
             <w:tcW w:w="536" w:type="dxa"/>
             <w:tcBorders>
               <w:top w:val="nil"/>
-              <w:left w:val="single" w:color="auto" w:sz="4" w:space="0"/>
-              <w:bottom w:val="single" w:color="auto" w:sz="4" w:space="0"/>
-              <w:right w:val="single" w:color="auto" w:sz="4" w:space="0"/>
+              <w:left w:val="single" w:sz="4" w:space="0" w:color="auto"/>
+              <w:bottom w:val="single" w:sz="4" w:space="0" w:color="auto"/>
+              <w:right w:val="single" w:sz="4" w:space="0" w:color="auto"/>
             </w:tcBorders>
-            <w:shd w:val="clear" w:color="auto" w:fill="auto"/>
           </w:tcPr>
           <w:p>
             <w:pPr>
@@ -2485,6 +2151,15 @@
                 <w:lang w:val="en-ID" w:eastAsia="en-ID"/>
               </w:rPr>
             </w:pPr>
+            <w:r>
+              <w:rPr>
+                <w:rFonts w:eastAsia="Times New Roman" w:cs="Arial"/>
+                <w:sz w:val="24"/>
+                <w:szCs w:val="24"/>
+                <w:lang w:val="en-ID" w:eastAsia="en-ID"/>
+              </w:rPr>
+              <w:t>{{row.nomor}}</w:t>
+            </w:r>
           </w:p>
         </w:tc>
         <w:tc>
@@ -2493,10 +2168,9 @@
             <w:tcBorders>
               <w:top w:val="nil"/>
               <w:left w:val="nil"/>
-              <w:bottom w:val="single" w:color="auto" w:sz="4" w:space="0"/>
-              <w:right w:val="single" w:color="auto" w:sz="4" w:space="0"/>
+              <w:bottom w:val="single" w:sz="4" w:space="0" w:color="auto"/>
+              <w:right w:val="single" w:sz="4" w:space="0" w:color="auto"/>
             </w:tcBorders>
-            <w:shd w:val="clear" w:color="auto" w:fill="auto"/>
           </w:tcPr>
           <w:p>
             <w:pPr>
@@ -2506,6 +2180,14 @@
                 <w:lang w:val="en-US" w:eastAsia="en-ID"/>
               </w:rPr>
             </w:pPr>
+            <w:r>
+              <w:rPr>
+                <w:rFonts w:eastAsia="Times New Roman" w:cs="Arial"/>
+                <w:color w:val="auto"/>
+                <w:lang w:val="en-US" w:eastAsia="en-ID"/>
+              </w:rPr>
+              <w:t>{{row.sub_jenis_data}}</w:t>
+            </w:r>
           </w:p>
         </w:tc>
         <w:tc>
@@ -2514,10 +2196,9 @@
             <w:tcBorders>
               <w:top w:val="nil"/>
               <w:left w:val="nil"/>
-              <w:bottom w:val="single" w:color="auto" w:sz="4" w:space="0"/>
-              <w:right w:val="single" w:color="auto" w:sz="4" w:space="0"/>
+              <w:bottom w:val="single" w:sz="4" w:space="0" w:color="auto"/>
+              <w:right w:val="single" w:sz="4" w:space="0" w:color="auto"/>
             </w:tcBorders>
-            <w:shd w:val="clear" w:color="auto" w:fill="auto"/>
           </w:tcPr>
           <w:p>
             <w:pPr>
@@ -2529,6 +2210,15 @@
                 <w:lang w:val="en-US" w:eastAsia="en-ID"/>
               </w:rPr>
             </w:pPr>
+            <w:r>
+              <w:rPr>
+                <w:rFonts w:eastAsia="Times New Roman" w:cs="Arial"/>
+                <w:sz w:val="24"/>
+                <w:szCs w:val="24"/>
+                <w:lang w:val="en-US" w:eastAsia="en-ID"/>
+              </w:rPr>
+              <w:t>{{row.periode_data}}</w:t>
+            </w:r>
           </w:p>
         </w:tc>
         <w:tc>
@@ -2537,10 +2227,9 @@
             <w:tcBorders>
               <w:top w:val="nil"/>
               <w:left w:val="nil"/>
-              <w:bottom w:val="single" w:color="auto" w:sz="4" w:space="0"/>
-              <w:right w:val="single" w:color="auto" w:sz="4" w:space="0"/>
+              <w:bottom w:val="single" w:sz="4" w:space="0" w:color="auto"/>
+              <w:right w:val="single" w:sz="4" w:space="0" w:color="auto"/>
             </w:tcBorders>
-            <w:shd w:val="clear" w:color="auto" w:fill="auto"/>
           </w:tcPr>
           <w:p>
             <w:pPr>
@@ -2552,6 +2241,15 @@
                 <w:lang w:val="en-US" w:eastAsia="en-ID"/>
               </w:rPr>
             </w:pPr>
+            <w:r>
+              <w:rPr>
+                <w:rFonts w:eastAsia="Times New Roman" w:cs="Arial"/>
+                <w:sz w:val="24"/>
+                <w:szCs w:val="24"/>
+                <w:lang w:val="en-US" w:eastAsia="en-ID"/>
+              </w:rPr>
+              <w:t>{{row.jumlah_baris_diterima}}</w:t>
+            </w:r>
           </w:p>
         </w:tc>
         <w:tc>
@@ -2560,8 +2258,8 @@
             <w:tcBorders>
               <w:top w:val="nil"/>
               <w:left w:val="nil"/>
-              <w:bottom w:val="single" w:color="auto" w:sz="4" w:space="0"/>
-              <w:right w:val="single" w:color="auto" w:sz="4" w:space="0"/>
+              <w:bottom w:val="single" w:sz="4" w:space="0" w:color="auto"/>
+              <w:right w:val="single" w:sz="4" w:space="0" w:color="auto"/>
             </w:tcBorders>
           </w:tcPr>
           <w:p>
@@ -2572,6 +2270,12 @@
                 <w:lang w:val="en-US"/>
               </w:rPr>
             </w:pPr>
+            <w:r>
+              <w:rPr>
+                <w:rFonts w:cs="Arial"/>
+              </w:rPr>
+              <w:t>{{row.jumlah_baris_lengkap}}</w:t>
+            </w:r>
           </w:p>
         </w:tc>
         <w:tc>
@@ -2580,8 +2284,8 @@
             <w:tcBorders>
               <w:top w:val="nil"/>
               <w:left w:val="nil"/>
-              <w:bottom w:val="single" w:color="auto" w:sz="4" w:space="0"/>
-              <w:right w:val="single" w:color="auto" w:sz="4" w:space="0"/>
+              <w:bottom w:val="single" w:sz="4" w:space="0" w:color="auto"/>
+              <w:right w:val="single" w:sz="4" w:space="0" w:color="auto"/>
             </w:tcBorders>
           </w:tcPr>
           <w:p>
@@ -2592,397 +2296,28 @@
                 <w:lang w:val="en-US"/>
               </w:rPr>
             </w:pPr>
+            <w:r>
+              <w:rPr>
+                <w:rFonts w:cs="Arial"/>
+              </w:rPr>
+              <w:t>{{row.jumlah_baris_</w:t>
+            </w:r>
+            <w:r>
+              <w:rPr>
+                <w:rFonts w:cs="Arial"/>
+              </w:rPr>
+              <w:t>tidak_</w:t>
+            </w:r>
+            <w:r>
+              <w:rPr>
+                <w:rFonts w:cs="Arial"/>
+              </w:rPr>
+              <w:t>lengkap}}</w:t>
+            </w:r>
           </w:p>
         </w:tc>
       </w:tr>
-      <w:tr>
-        <w:trPr>
-          <w:trHeight w:val="382"/>
-        </w:trPr>
-        <w:tc>
-          <w:tcPr>
-            <w:tcW w:w="536" w:type="dxa"/>
-            <w:tcBorders>
-              <w:top w:val="single" w:color="auto" w:sz="4" w:space="0"/>
-              <w:left w:val="single" w:color="auto" w:sz="4" w:space="0"/>
-              <w:bottom w:val="single" w:color="auto" w:sz="4" w:space="0"/>
-              <w:right w:val="single" w:color="auto" w:sz="4" w:space="0"/>
-            </w:tcBorders>
-            <w:shd w:val="clear" w:color="auto" w:fill="auto"/>
-          </w:tcPr>
-          <w:p>
-            <w:pPr>
-              <w:jc w:val="center"/>
-              <w:rPr>
-                <w:rFonts w:eastAsia="Times New Roman" w:cs="Arial"/>
-                <w:sz w:val="24"/>
-                <w:szCs w:val="24"/>
-                <w:lang w:val="en-ID" w:eastAsia="en-ID"/>
-              </w:rPr>
-            </w:pPr>
-          </w:p>
-        </w:tc>
-        <w:tc>
-          <w:tcPr>
-            <w:tcW w:w="2902" w:type="dxa"/>
-            <w:tcBorders>
-              <w:top w:val="single" w:color="auto" w:sz="4" w:space="0"/>
-              <w:left w:val="nil"/>
-              <w:bottom w:val="single" w:color="auto" w:sz="4" w:space="0"/>
-              <w:right w:val="single" w:color="auto" w:sz="4" w:space="0"/>
-            </w:tcBorders>
-            <w:shd w:val="clear" w:color="auto" w:fill="auto"/>
-          </w:tcPr>
-          <w:p>
-            <w:pPr>
-              <w:rPr>
-                <w:rFonts w:cs="Arial"/>
-              </w:rPr>
-            </w:pPr>
-          </w:p>
-        </w:tc>
-        <w:tc>
-          <w:tcPr>
-            <w:tcW w:w="1666" w:type="dxa"/>
-            <w:tcBorders>
-              <w:top w:val="single" w:color="auto" w:sz="4" w:space="0"/>
-              <w:left w:val="nil"/>
-              <w:bottom w:val="single" w:color="auto" w:sz="4" w:space="0"/>
-              <w:right w:val="single" w:color="auto" w:sz="4" w:space="0"/>
-            </w:tcBorders>
-            <w:shd w:val="clear" w:color="auto" w:fill="auto"/>
-          </w:tcPr>
-          <w:p>
-            <w:pPr>
-              <w:jc w:val="center"/>
-              <w:rPr>
-                <w:rFonts w:cs="Arial"/>
-              </w:rPr>
-            </w:pPr>
-          </w:p>
-        </w:tc>
-        <w:tc>
-          <w:tcPr>
-            <w:tcW w:w="1417" w:type="dxa"/>
-            <w:tcBorders>
-              <w:top w:val="single" w:color="auto" w:sz="4" w:space="0"/>
-              <w:left w:val="nil"/>
-              <w:bottom w:val="single" w:color="auto" w:sz="4" w:space="0"/>
-              <w:right w:val="single" w:color="auto" w:sz="4" w:space="0"/>
-            </w:tcBorders>
-            <w:shd w:val="clear" w:color="auto" w:fill="auto"/>
-          </w:tcPr>
-          <w:p>
-            <w:pPr>
-              <w:jc w:val="center"/>
-              <w:rPr>
-                <w:rFonts w:cs="Arial"/>
-                <w:lang w:val="en-US"/>
-              </w:rPr>
-            </w:pPr>
-          </w:p>
-        </w:tc>
-        <w:tc>
-          <w:tcPr>
-            <w:tcW w:w="1418" w:type="dxa"/>
-            <w:tcBorders>
-              <w:top w:val="single" w:color="auto" w:sz="4" w:space="0"/>
-              <w:left w:val="nil"/>
-              <w:bottom w:val="single" w:color="auto" w:sz="4" w:space="0"/>
-              <w:right w:val="single" w:color="auto" w:sz="4" w:space="0"/>
-            </w:tcBorders>
-          </w:tcPr>
-          <w:p>
-            <w:pPr>
-              <w:jc w:val="center"/>
-              <w:rPr>
-                <w:rFonts w:cs="Arial"/>
-                <w:lang w:val="en-US"/>
-              </w:rPr>
-            </w:pPr>
-          </w:p>
-        </w:tc>
-        <w:tc>
-          <w:tcPr>
-            <w:tcW w:w="1559" w:type="dxa"/>
-            <w:tcBorders>
-              <w:top w:val="single" w:color="auto" w:sz="4" w:space="0"/>
-              <w:left w:val="nil"/>
-              <w:bottom w:val="single" w:color="auto" w:sz="4" w:space="0"/>
-              <w:right w:val="single" w:color="auto" w:sz="4" w:space="0"/>
-            </w:tcBorders>
-          </w:tcPr>
-          <w:p>
-            <w:pPr>
-              <w:jc w:val="center"/>
-              <w:rPr>
-                <w:rFonts w:cs="Arial"/>
-                <w:lang w:val="en-US"/>
-              </w:rPr>
-            </w:pPr>
-          </w:p>
-        </w:tc>
-      </w:tr>
-      <w:tr>
-        <w:trPr>
-          <w:trHeight w:val="382"/>
-        </w:trPr>
-        <w:tc>
-          <w:tcPr>
-            <w:tcW w:w="536" w:type="dxa"/>
-            <w:tcBorders>
-              <w:top w:val="single" w:color="auto" w:sz="4" w:space="0"/>
-              <w:left w:val="single" w:color="auto" w:sz="4" w:space="0"/>
-              <w:bottom w:val="single" w:color="auto" w:sz="4" w:space="0"/>
-              <w:right w:val="single" w:color="auto" w:sz="4" w:space="0"/>
-            </w:tcBorders>
-            <w:shd w:val="clear" w:color="auto" w:fill="auto"/>
-          </w:tcPr>
-          <w:p>
-            <w:pPr>
-              <w:jc w:val="center"/>
-              <w:rPr>
-                <w:rFonts w:eastAsia="Times New Roman" w:cs="Arial"/>
-                <w:sz w:val="24"/>
-                <w:szCs w:val="24"/>
-                <w:lang w:val="en-ID" w:eastAsia="en-ID"/>
-              </w:rPr>
-            </w:pPr>
-          </w:p>
-        </w:tc>
-        <w:tc>
-          <w:tcPr>
-            <w:tcW w:w="2902" w:type="dxa"/>
-            <w:tcBorders>
-              <w:top w:val="single" w:color="auto" w:sz="4" w:space="0"/>
-              <w:left w:val="nil"/>
-              <w:bottom w:val="single" w:color="auto" w:sz="4" w:space="0"/>
-              <w:right w:val="single" w:color="auto" w:sz="4" w:space="0"/>
-            </w:tcBorders>
-            <w:shd w:val="clear" w:color="auto" w:fill="auto"/>
-          </w:tcPr>
-          <w:p>
-            <w:pPr>
-              <w:rPr>
-                <w:rFonts w:cs="Arial"/>
-              </w:rPr>
-            </w:pPr>
-          </w:p>
-        </w:tc>
-        <w:tc>
-          <w:tcPr>
-            <w:tcW w:w="1666" w:type="dxa"/>
-            <w:tcBorders>
-              <w:top w:val="single" w:color="auto" w:sz="4" w:space="0"/>
-              <w:left w:val="nil"/>
-              <w:bottom w:val="single" w:color="auto" w:sz="4" w:space="0"/>
-              <w:right w:val="single" w:color="auto" w:sz="4" w:space="0"/>
-            </w:tcBorders>
-            <w:shd w:val="clear" w:color="auto" w:fill="auto"/>
-          </w:tcPr>
-          <w:p>
-            <w:pPr>
-              <w:jc w:val="center"/>
-              <w:rPr>
-                <w:rFonts w:cs="Arial"/>
-              </w:rPr>
-            </w:pPr>
-          </w:p>
-        </w:tc>
-        <w:tc>
-          <w:tcPr>
-            <w:tcW w:w="1417" w:type="dxa"/>
-            <w:tcBorders>
-              <w:top w:val="single" w:color="auto" w:sz="4" w:space="0"/>
-              <w:left w:val="nil"/>
-              <w:bottom w:val="single" w:color="auto" w:sz="4" w:space="0"/>
-              <w:right w:val="single" w:color="auto" w:sz="4" w:space="0"/>
-            </w:tcBorders>
-            <w:shd w:val="clear" w:color="auto" w:fill="auto"/>
-          </w:tcPr>
-          <w:p>
-            <w:pPr>
-              <w:jc w:val="center"/>
-              <w:rPr>
-                <w:rFonts w:cs="Arial"/>
-                <w:lang w:val="en-US"/>
-              </w:rPr>
-            </w:pPr>
-          </w:p>
-        </w:tc>
-        <w:tc>
-          <w:tcPr>
-            <w:tcW w:w="1418" w:type="dxa"/>
-            <w:tcBorders>
-              <w:top w:val="single" w:color="auto" w:sz="4" w:space="0"/>
-              <w:left w:val="nil"/>
-              <w:bottom w:val="single" w:color="auto" w:sz="4" w:space="0"/>
-              <w:right w:val="single" w:color="auto" w:sz="4" w:space="0"/>
-            </w:tcBorders>
-          </w:tcPr>
-          <w:p>
-            <w:pPr>
-              <w:jc w:val="center"/>
-              <w:rPr>
-                <w:rFonts w:cs="Arial"/>
-                <w:lang w:val="en-US"/>
-              </w:rPr>
-            </w:pPr>
-          </w:p>
-        </w:tc>
-        <w:tc>
-          <w:tcPr>
-            <w:tcW w:w="1559" w:type="dxa"/>
-            <w:tcBorders>
-              <w:top w:val="single" w:color="auto" w:sz="4" w:space="0"/>
-              <w:left w:val="nil"/>
-              <w:bottom w:val="single" w:color="auto" w:sz="4" w:space="0"/>
-              <w:right w:val="single" w:color="auto" w:sz="4" w:space="0"/>
-            </w:tcBorders>
-          </w:tcPr>
-          <w:p>
-            <w:pPr>
-              <w:jc w:val="center"/>
-              <w:rPr>
-                <w:rFonts w:cs="Arial"/>
-                <w:lang w:val="en-US"/>
-              </w:rPr>
-            </w:pPr>
-          </w:p>
-        </w:tc>
-      </w:tr>
-      <w:tr>
-        <w:trPr>
-          <w:trHeight w:val="382"/>
-        </w:trPr>
-        <w:tc>
-          <w:tcPr>
-            <w:tcW w:w="536" w:type="dxa"/>
-            <w:tcBorders>
-              <w:top w:val="single" w:color="auto" w:sz="4" w:space="0"/>
-              <w:left w:val="single" w:color="auto" w:sz="4" w:space="0"/>
-              <w:bottom w:val="single" w:color="auto" w:sz="4" w:space="0"/>
-              <w:right w:val="single" w:color="auto" w:sz="4" w:space="0"/>
-            </w:tcBorders>
-            <w:shd w:val="clear" w:color="auto" w:fill="auto"/>
-          </w:tcPr>
-          <w:p>
-            <w:pPr>
-              <w:jc w:val="center"/>
-              <w:rPr>
-                <w:rFonts w:eastAsia="Times New Roman" w:cs="Arial"/>
-                <w:sz w:val="24"/>
-                <w:szCs w:val="24"/>
-                <w:lang w:val="en-ID" w:eastAsia="en-ID"/>
-              </w:rPr>
-            </w:pPr>
-          </w:p>
-        </w:tc>
-        <w:tc>
-          <w:tcPr>
-            <w:tcW w:w="2902" w:type="dxa"/>
-            <w:tcBorders>
-              <w:top w:val="single" w:color="auto" w:sz="4" w:space="0"/>
-              <w:left w:val="nil"/>
-              <w:bottom w:val="single" w:color="auto" w:sz="4" w:space="0"/>
-              <w:right w:val="single" w:color="auto" w:sz="4" w:space="0"/>
-            </w:tcBorders>
-            <w:shd w:val="clear" w:color="auto" w:fill="auto"/>
-          </w:tcPr>
-          <w:p>
-            <w:pPr>
-              <w:rPr>
-                <w:rFonts w:cs="Arial"/>
-                <w:sz w:val="20"/>
-                <w:szCs w:val="20"/>
-              </w:rPr>
-            </w:pPr>
-          </w:p>
-        </w:tc>
-        <w:tc>
-          <w:tcPr>
-            <w:tcW w:w="1666" w:type="dxa"/>
-            <w:tcBorders>
-              <w:top w:val="single" w:color="auto" w:sz="4" w:space="0"/>
-              <w:left w:val="nil"/>
-              <w:bottom w:val="single" w:color="auto" w:sz="4" w:space="0"/>
-              <w:right w:val="single" w:color="auto" w:sz="4" w:space="0"/>
-            </w:tcBorders>
-            <w:shd w:val="clear" w:color="auto" w:fill="auto"/>
-          </w:tcPr>
-          <w:p>
-            <w:pPr>
-              <w:jc w:val="center"/>
-              <w:rPr>
-                <w:rFonts w:cs="Arial"/>
-                <w:lang w:val="en-US"/>
-              </w:rPr>
-            </w:pPr>
-          </w:p>
-        </w:tc>
-        <w:tc>
-          <w:tcPr>
-            <w:tcW w:w="1417" w:type="dxa"/>
-            <w:tcBorders>
-              <w:top w:val="single" w:color="auto" w:sz="4" w:space="0"/>
-              <w:left w:val="nil"/>
-              <w:bottom w:val="single" w:color="auto" w:sz="4" w:space="0"/>
-              <w:right w:val="single" w:color="auto" w:sz="4" w:space="0"/>
-            </w:tcBorders>
-            <w:shd w:val="clear" w:color="auto" w:fill="auto"/>
-          </w:tcPr>
-          <w:p>
-            <w:pPr>
-              <w:jc w:val="center"/>
-              <w:rPr>
-                <w:rFonts w:cs="Arial"/>
-                <w:lang w:val="en-US"/>
-              </w:rPr>
-            </w:pPr>
-          </w:p>
-        </w:tc>
-        <w:tc>
-          <w:tcPr>
-            <w:tcW w:w="1418" w:type="dxa"/>
-            <w:tcBorders>
-              <w:top w:val="single" w:color="auto" w:sz="4" w:space="0"/>
-              <w:left w:val="nil"/>
-              <w:bottom w:val="single" w:color="auto" w:sz="4" w:space="0"/>
-              <w:right w:val="single" w:color="auto" w:sz="4" w:space="0"/>
-            </w:tcBorders>
-          </w:tcPr>
-          <w:p>
-            <w:pPr>
-              <w:jc w:val="center"/>
-              <w:rPr>
-                <w:rFonts w:cs="Arial"/>
-                <w:lang w:val="en-US"/>
-              </w:rPr>
-            </w:pPr>
-          </w:p>
-        </w:tc>
-        <w:tc>
-          <w:tcPr>
-            <w:tcW w:w="1559" w:type="dxa"/>
-            <w:tcBorders>
-              <w:top w:val="single" w:color="auto" w:sz="4" w:space="0"/>
-              <w:left w:val="nil"/>
-              <w:bottom w:val="single" w:color="auto" w:sz="4" w:space="0"/>
-              <w:right w:val="single" w:color="auto" w:sz="4" w:space="0"/>
-            </w:tcBorders>
-          </w:tcPr>
-          <w:p>
-            <w:pPr>
-              <w:jc w:val="center"/>
-              <w:rPr>
-                <w:rFonts w:cs="Arial"/>
-                <w:lang w:val="en-US"/>
-              </w:rPr>
-            </w:pPr>
-          </w:p>
-        </w:tc>
-      </w:tr>
-      <w:bookmarkEnd w:id="2"/>
+      <w:bookmarkEnd w:id="3"/>
     </w:tbl>
     <w:p>
       <w:pPr>
@@ -3049,12 +2384,12 @@
         <w:tblW w:w="5157" w:type="pct"/>
         <w:tblInd w:w="-289" w:type="dxa"/>
         <w:tblBorders>
-          <w:top w:val="single" w:color="FFFFFF" w:sz="4" w:space="0"/>
-          <w:left w:val="single" w:color="FFFFFF" w:sz="4" w:space="0"/>
-          <w:bottom w:val="single" w:color="FFFFFF" w:sz="4" w:space="0"/>
-          <w:right w:val="single" w:color="FFFFFF" w:sz="4" w:space="0"/>
-          <w:insideH w:val="single" w:color="FFFFFF" w:sz="4" w:space="0"/>
-          <w:insideV w:val="single" w:color="FFFFFF" w:sz="4" w:space="0"/>
+          <w:top w:val="single" w:sz="4" w:space="0" w:color="FFFFFF"/>
+          <w:left w:val="single" w:sz="4" w:space="0" w:color="FFFFFF"/>
+          <w:bottom w:val="single" w:sz="4" w:space="0" w:color="FFFFFF"/>
+          <w:right w:val="single" w:sz="4" w:space="0" w:color="FFFFFF"/>
+          <w:insideH w:val="single" w:sz="4" w:space="0" w:color="FFFFFF"/>
+          <w:insideV w:val="single" w:sz="4" w:space="0" w:color="FFFFFF"/>
         </w:tblBorders>
         <w:shd w:val="clear" w:color="auto" w:fill="FFFFFF"/>
         <w:tblLook w:val="04A0" w:firstRow="1" w:lastRow="0" w:firstColumn="1" w:lastColumn="0" w:noHBand="0" w:noVBand="1"/>
@@ -3203,17 +2538,14 @@
           </w:tcPr>
           <w:p>
             <w:pPr>
+              <w:ind w:left="-109"/>
               <w:rPr>
                 <w:rStyle w:val="Hyperlink"/>
-                <w:rFonts w:cs="Arial"/>
-                <w:noProof/>
-                <w:color w:val="000000"/>
-                <w:u w:val="none"/>
-                <w:lang w:val="en-US"/>
-              </w:rPr>
-            </w:pPr>
-            <w:r>
-              <w:t>Max Darmawan</w:t>
+                <w:noProof/>
+              </w:rPr>
+            </w:pPr>
+            <w:r>
+              <w:t>Eddy Wahyudi</w:t>
             </w:r>
           </w:p>
           <w:p>
@@ -3247,15 +2579,6 @@
             <w:pPr>
               <w:ind w:left="-103"/>
               <w:rPr>
-                <w:rStyle w:val="Hyperlink"/>
-                <w:noProof/>
-              </w:rPr>
-            </w:pPr>
-          </w:p>
-          <w:p>
-            <w:pPr>
-              <w:ind w:left="-103"/>
-              <w:rPr>
                 <w:rFonts w:eastAsia="Arial" w:cs="Arial"/>
                 <w:noProof/>
               </w:rPr>
@@ -3263,7 +2586,7 @@
           </w:p>
         </w:tc>
       </w:tr>
-      <w:bookmarkEnd w:id="3"/>
+      <w:bookmarkEnd w:id="2"/>
     </w:tbl>
     <w:p>
       <w:pPr>
@@ -3278,9 +2601,9 @@
       </w:pPr>
     </w:p>
     <w:sectPr>
-      <w:headerReference w:type="default" r:id="rId18"/>
-      <w:headerReference w:type="first" r:id="rId19"/>
-      <w:pgSz w:w="11906" w:h="16838" w:orient="portrait"/>
+      <w:headerReference w:type="default" r:id="rId14"/>
+      <w:headerReference w:type="first" r:id="rId15"/>
+      <w:pgSz w:w="11906" w:h="16838"/>
       <w:pgMar w:top="1134" w:right="1134" w:bottom="1134" w:left="1418" w:header="720" w:footer="720" w:gutter="0"/>
       <w:cols w:space="0"/>
       <w:titlePg/>
@@ -3291,7 +2614,7 @@
 </file>
 
 <file path=word/endnotes.xml><?xml version="1.0" encoding="utf-8"?>
-<w:endnotes xmlns:wpc="http://schemas.microsoft.com/office/word/2010/wordprocessingCanvas" xmlns:cx="http://schemas.microsoft.com/office/drawing/2014/chartex" xmlns:cx1="http://schemas.microsoft.com/office/drawing/2015/9/8/chartex" xmlns:cx2="http://schemas.microsoft.com/office/drawing/2015/10/21/chartex" xmlns:cx3="http://schemas.microsoft.com/office/drawing/2016/5/9/chartex" xmlns:cx4="http://schemas.microsoft.com/office/drawing/2016/5/10/chartex" xmlns:cx5="http://schemas.microsoft.com/office/drawing/2016/5/11/chartex" xmlns:cx6="http://schemas.microsoft.com/office/drawing/2016/5/12/chartex" xmlns:cx7="http://schemas.microsoft.com/office/drawing/2016/5/13/chartex" xmlns:cx8="http://schemas.microsoft.com/office/drawing/2016/5/14/chartex" xmlns:mc="http://schemas.openxmlformats.org/markup-compatibility/2006" xmlns:aink="http://schemas.microsoft.com/office/drawing/2016/ink" xmlns:am3d="http://schemas.microsoft.com/office/drawing/2017/model3d" xmlns:o="urn:schemas-microsoft-com:office:office" xmlns:r="http://schemas.openxmlformats.org/officeDocument/2006/relationships" xmlns:m="http://schemas.openxmlformats.org/officeDocument/2006/math" xmlns:v="urn:schemas-microsoft-com:vml" xmlns:wp14="http://schemas.microsoft.com/office/word/2010/wordprocessingDrawing" xmlns:wp="http://schemas.openxmlformats.org/drawingml/2006/wordprocessingDrawing" xmlns:w10="urn:schemas-microsoft-com:office:word" xmlns:w="http://schemas.openxmlformats.org/wordprocessingml/2006/main" xmlns:w14="http://schemas.microsoft.com/office/word/2010/wordml" xmlns:w15="http://schemas.microsoft.com/office/word/2012/wordml" xmlns:w16cex="http://schemas.microsoft.com/office/word/2018/wordml/cex" xmlns:w16cid="http://schemas.microsoft.com/office/word/2016/wordml/cid" xmlns:w16="http://schemas.microsoft.com/office/word/2018/wordml" xmlns:w16sdtdh="http://schemas.microsoft.com/office/word/2020/wordml/sdtdatahash" xmlns:w16se="http://schemas.microsoft.com/office/word/2015/wordml/symex" xmlns:wpg="http://schemas.microsoft.com/office/word/2010/wordprocessingGroup" xmlns:wpi="http://schemas.microsoft.com/office/word/2010/wordprocessingInk" xmlns:wne="http://schemas.microsoft.com/office/word/2006/wordml" xmlns:wps="http://schemas.microsoft.com/office/word/2010/wordprocessingShape" mc:Ignorable="w14 w15 w16se w16cid w16 w16cex w16sdtdh wp14">
+<w:endnotes xmlns:wpc="http://schemas.microsoft.com/office/word/2010/wordprocessingCanvas" xmlns:cx="http://schemas.microsoft.com/office/drawing/2014/chartex" xmlns:cx1="http://schemas.microsoft.com/office/drawing/2015/9/8/chartex" xmlns:cx2="http://schemas.microsoft.com/office/drawing/2015/10/21/chartex" xmlns:cx3="http://schemas.microsoft.com/office/drawing/2016/5/9/chartex" xmlns:cx4="http://schemas.microsoft.com/office/drawing/2016/5/10/chartex" xmlns:cx5="http://schemas.microsoft.com/office/drawing/2016/5/11/chartex" xmlns:cx6="http://schemas.microsoft.com/office/drawing/2016/5/12/chartex" xmlns:cx7="http://schemas.microsoft.com/office/drawing/2016/5/13/chartex" xmlns:cx8="http://schemas.microsoft.com/office/drawing/2016/5/14/chartex" xmlns:mc="http://schemas.openxmlformats.org/markup-compatibility/2006" xmlns:aink="http://schemas.microsoft.com/office/drawing/2016/ink" xmlns:am3d="http://schemas.microsoft.com/office/drawing/2017/model3d" xmlns:o="urn:schemas-microsoft-com:office:office" xmlns:oel="http://schemas.microsoft.com/office/2019/extlst" xmlns:r="http://schemas.openxmlformats.org/officeDocument/2006/relationships" xmlns:m="http://schemas.openxmlformats.org/officeDocument/2006/math" xmlns:v="urn:schemas-microsoft-com:vml" xmlns:wp14="http://schemas.microsoft.com/office/word/2010/wordprocessingDrawing" xmlns:wp="http://schemas.openxmlformats.org/drawingml/2006/wordprocessingDrawing" xmlns:w10="urn:schemas-microsoft-com:office:word" xmlns:w="http://schemas.openxmlformats.org/wordprocessingml/2006/main" xmlns:w14="http://schemas.microsoft.com/office/word/2010/wordml" xmlns:w15="http://schemas.microsoft.com/office/word/2012/wordml" xmlns:w16cex="http://schemas.microsoft.com/office/word/2018/wordml/cex" xmlns:w16cid="http://schemas.microsoft.com/office/word/2016/wordml/cid" xmlns:w16="http://schemas.microsoft.com/office/word/2018/wordml" xmlns:w16du="http://schemas.microsoft.com/office/word/2023/wordml/word16du" xmlns:w16sdtdh="http://schemas.microsoft.com/office/word/2020/wordml/sdtdatahash" xmlns:w16sdtfl="http://schemas.microsoft.com/office/word/2024/wordml/sdtformatlock" xmlns:w16se="http://schemas.microsoft.com/office/word/2015/wordml/symex" xmlns:wpg="http://schemas.microsoft.com/office/word/2010/wordprocessingGroup" xmlns:wpi="http://schemas.microsoft.com/office/word/2010/wordprocessingInk" xmlns:wne="http://schemas.microsoft.com/office/word/2006/wordml" xmlns:wps="http://schemas.microsoft.com/office/word/2010/wordprocessingShape" mc:Ignorable="w14 w15 w16se w16cid w16 w16cex w16sdtdh w16sdtfl w16du wp14">
   <w:endnote w:type="separator" w:id="-1">
     <w:p>
       <w:r>
@@ -3310,7 +2633,7 @@
 </file>
 
 <file path=word/footnotes.xml><?xml version="1.0" encoding="utf-8"?>
-<w:footnotes xmlns:wpc="http://schemas.microsoft.com/office/word/2010/wordprocessingCanvas" xmlns:cx="http://schemas.microsoft.com/office/drawing/2014/chartex" xmlns:cx1="http://schemas.microsoft.com/office/drawing/2015/9/8/chartex" xmlns:cx2="http://schemas.microsoft.com/office/drawing/2015/10/21/chartex" xmlns:cx3="http://schemas.microsoft.com/office/drawing/2016/5/9/chartex" xmlns:cx4="http://schemas.microsoft.com/office/drawing/2016/5/10/chartex" xmlns:cx5="http://schemas.microsoft.com/office/drawing/2016/5/11/chartex" xmlns:cx6="http://schemas.microsoft.com/office/drawing/2016/5/12/chartex" xmlns:cx7="http://schemas.microsoft.com/office/drawing/2016/5/13/chartex" xmlns:cx8="http://schemas.microsoft.com/office/drawing/2016/5/14/chartex" xmlns:mc="http://schemas.openxmlformats.org/markup-compatibility/2006" xmlns:aink="http://schemas.microsoft.com/office/drawing/2016/ink" xmlns:am3d="http://schemas.microsoft.com/office/drawing/2017/model3d" xmlns:o="urn:schemas-microsoft-com:office:office" xmlns:r="http://schemas.openxmlformats.org/officeDocument/2006/relationships" xmlns:m="http://schemas.openxmlformats.org/officeDocument/2006/math" xmlns:v="urn:schemas-microsoft-com:vml" xmlns:wp14="http://schemas.microsoft.com/office/word/2010/wordprocessingDrawing" xmlns:wp="http://schemas.openxmlformats.org/drawingml/2006/wordprocessingDrawing" xmlns:w10="urn:schemas-microsoft-com:office:word" xmlns:w="http://schemas.openxmlformats.org/wordprocessingml/2006/main" xmlns:w14="http://schemas.microsoft.com/office/word/2010/wordml" xmlns:w15="http://schemas.microsoft.com/office/word/2012/wordml" xmlns:w16cex="http://schemas.microsoft.com/office/word/2018/wordml/cex" xmlns:w16cid="http://schemas.microsoft.com/office/word/2016/wordml/cid" xmlns:w16="http://schemas.microsoft.com/office/word/2018/wordml" xmlns:w16sdtdh="http://schemas.microsoft.com/office/word/2020/wordml/sdtdatahash" xmlns:w16se="http://schemas.microsoft.com/office/word/2015/wordml/symex" xmlns:wpg="http://schemas.microsoft.com/office/word/2010/wordprocessingGroup" xmlns:wpi="http://schemas.microsoft.com/office/word/2010/wordprocessingInk" xmlns:wne="http://schemas.microsoft.com/office/word/2006/wordml" xmlns:wps="http://schemas.microsoft.com/office/word/2010/wordprocessingShape" mc:Ignorable="w14 w15 w16se w16cid w16 w16cex w16sdtdh wp14">
+<w:footnotes xmlns:wpc="http://schemas.microsoft.com/office/word/2010/wordprocessingCanvas" xmlns:cx="http://schemas.microsoft.com/office/drawing/2014/chartex" xmlns:cx1="http://schemas.microsoft.com/office/drawing/2015/9/8/chartex" xmlns:cx2="http://schemas.microsoft.com/office/drawing/2015/10/21/chartex" xmlns:cx3="http://schemas.microsoft.com/office/drawing/2016/5/9/chartex" xmlns:cx4="http://schemas.microsoft.com/office/drawing/2016/5/10/chartex" xmlns:cx5="http://schemas.microsoft.com/office/drawing/2016/5/11/chartex" xmlns:cx6="http://schemas.microsoft.com/office/drawing/2016/5/12/chartex" xmlns:cx7="http://schemas.microsoft.com/office/drawing/2016/5/13/chartex" xmlns:cx8="http://schemas.microsoft.com/office/drawing/2016/5/14/chartex" xmlns:mc="http://schemas.openxmlformats.org/markup-compatibility/2006" xmlns:aink="http://schemas.microsoft.com/office/drawing/2016/ink" xmlns:am3d="http://schemas.microsoft.com/office/drawing/2017/model3d" xmlns:o="urn:schemas-microsoft-com:office:office" xmlns:oel="http://schemas.microsoft.com/office/2019/extlst" xmlns:r="http://schemas.openxmlformats.org/officeDocument/2006/relationships" xmlns:m="http://schemas.openxmlformats.org/officeDocument/2006/math" xmlns:v="urn:schemas-microsoft-com:vml" xmlns:wp14="http://schemas.microsoft.com/office/word/2010/wordprocessingDrawing" xmlns:wp="http://schemas.openxmlformats.org/drawingml/2006/wordprocessingDrawing" xmlns:w10="urn:schemas-microsoft-com:office:word" xmlns:w="http://schemas.openxmlformats.org/wordprocessingml/2006/main" xmlns:w14="http://schemas.microsoft.com/office/word/2010/wordml" xmlns:w15="http://schemas.microsoft.com/office/word/2012/wordml" xmlns:w16cex="http://schemas.microsoft.com/office/word/2018/wordml/cex" xmlns:w16cid="http://schemas.microsoft.com/office/word/2016/wordml/cid" xmlns:w16="http://schemas.microsoft.com/office/word/2018/wordml" xmlns:w16du="http://schemas.microsoft.com/office/word/2023/wordml/word16du" xmlns:w16sdtdh="http://schemas.microsoft.com/office/word/2020/wordml/sdtdatahash" xmlns:w16sdtfl="http://schemas.microsoft.com/office/word/2024/wordml/sdtformatlock" xmlns:w16se="http://schemas.microsoft.com/office/word/2015/wordml/symex" xmlns:wpg="http://schemas.microsoft.com/office/word/2010/wordprocessingGroup" xmlns:wpi="http://schemas.microsoft.com/office/word/2010/wordprocessingInk" xmlns:wne="http://schemas.microsoft.com/office/word/2006/wordml" xmlns:wps="http://schemas.microsoft.com/office/word/2010/wordprocessingShape" mc:Ignorable="w14 w15 w16se w16cid w16 w16cex w16sdtdh w16sdtfl w16du wp14">
   <w:footnote w:type="separator" w:id="-1">
     <w:p>
       <w:r>
@@ -3329,7 +2652,7 @@
 </file>
 
 <file path=word/header1.xml><?xml version="1.0" encoding="utf-8"?>
-<w:hdr xmlns:wpc="http://schemas.microsoft.com/office/word/2010/wordprocessingCanvas" xmlns:cx="http://schemas.microsoft.com/office/drawing/2014/chartex" xmlns:cx1="http://schemas.microsoft.com/office/drawing/2015/9/8/chartex" xmlns:cx2="http://schemas.microsoft.com/office/drawing/2015/10/21/chartex" xmlns:cx3="http://schemas.microsoft.com/office/drawing/2016/5/9/chartex" xmlns:cx4="http://schemas.microsoft.com/office/drawing/2016/5/10/chartex" xmlns:cx5="http://schemas.microsoft.com/office/drawing/2016/5/11/chartex" xmlns:cx6="http://schemas.microsoft.com/office/drawing/2016/5/12/chartex" xmlns:cx7="http://schemas.microsoft.com/office/drawing/2016/5/13/chartex" xmlns:cx8="http://schemas.microsoft.com/office/drawing/2016/5/14/chartex" xmlns:mc="http://schemas.openxmlformats.org/markup-compatibility/2006" xmlns:aink="http://schemas.microsoft.com/office/drawing/2016/ink" xmlns:am3d="http://schemas.microsoft.com/office/drawing/2017/model3d" xmlns:o="urn:schemas-microsoft-com:office:office" xmlns:r="http://schemas.openxmlformats.org/officeDocument/2006/relationships" xmlns:m="http://schemas.openxmlformats.org/officeDocument/2006/math" xmlns:v="urn:schemas-microsoft-com:vml" xmlns:wp14="http://schemas.microsoft.com/office/word/2010/wordprocessingDrawing" xmlns:wp="http://schemas.openxmlformats.org/drawingml/2006/wordprocessingDrawing" xmlns:w10="urn:schemas-microsoft-com:office:word" xmlns:w="http://schemas.openxmlformats.org/wordprocessingml/2006/main" xmlns:w14="http://schemas.microsoft.com/office/word/2010/wordml" xmlns:w15="http://schemas.microsoft.com/office/word/2012/wordml" xmlns:w16cex="http://schemas.microsoft.com/office/word/2018/wordml/cex" xmlns:w16cid="http://schemas.microsoft.com/office/word/2016/wordml/cid" xmlns:w16="http://schemas.microsoft.com/office/word/2018/wordml" xmlns:w16sdtdh="http://schemas.microsoft.com/office/word/2020/wordml/sdtdatahash" xmlns:w16se="http://schemas.microsoft.com/office/word/2015/wordml/symex" xmlns:wpg="http://schemas.microsoft.com/office/word/2010/wordprocessingGroup" xmlns:wpi="http://schemas.microsoft.com/office/word/2010/wordprocessingInk" xmlns:wne="http://schemas.microsoft.com/office/word/2006/wordml" xmlns:wps="http://schemas.microsoft.com/office/word/2010/wordprocessingShape" mc:Ignorable="w14 w15 w16se w16cid w16 w16cex w16sdtdh wp14">
+<w:hdr xmlns:wpc="http://schemas.microsoft.com/office/word/2010/wordprocessingCanvas" xmlns:cx="http://schemas.microsoft.com/office/drawing/2014/chartex" xmlns:cx1="http://schemas.microsoft.com/office/drawing/2015/9/8/chartex" xmlns:cx2="http://schemas.microsoft.com/office/drawing/2015/10/21/chartex" xmlns:cx3="http://schemas.microsoft.com/office/drawing/2016/5/9/chartex" xmlns:cx4="http://schemas.microsoft.com/office/drawing/2016/5/10/chartex" xmlns:cx5="http://schemas.microsoft.com/office/drawing/2016/5/11/chartex" xmlns:cx6="http://schemas.microsoft.com/office/drawing/2016/5/12/chartex" xmlns:cx7="http://schemas.microsoft.com/office/drawing/2016/5/13/chartex" xmlns:cx8="http://schemas.microsoft.com/office/drawing/2016/5/14/chartex" xmlns:mc="http://schemas.openxmlformats.org/markup-compatibility/2006" xmlns:aink="http://schemas.microsoft.com/office/drawing/2016/ink" xmlns:am3d="http://schemas.microsoft.com/office/drawing/2017/model3d" xmlns:o="urn:schemas-microsoft-com:office:office" xmlns:oel="http://schemas.microsoft.com/office/2019/extlst" xmlns:r="http://schemas.openxmlformats.org/officeDocument/2006/relationships" xmlns:m="http://schemas.openxmlformats.org/officeDocument/2006/math" xmlns:v="urn:schemas-microsoft-com:vml" xmlns:wp14="http://schemas.microsoft.com/office/word/2010/wordprocessingDrawing" xmlns:wp="http://schemas.openxmlformats.org/drawingml/2006/wordprocessingDrawing" xmlns:w10="urn:schemas-microsoft-com:office:word" xmlns:w="http://schemas.openxmlformats.org/wordprocessingml/2006/main" xmlns:w14="http://schemas.microsoft.com/office/word/2010/wordml" xmlns:w15="http://schemas.microsoft.com/office/word/2012/wordml" xmlns:w16cex="http://schemas.microsoft.com/office/word/2018/wordml/cex" xmlns:w16cid="http://schemas.microsoft.com/office/word/2016/wordml/cid" xmlns:w16="http://schemas.microsoft.com/office/word/2018/wordml" xmlns:w16du="http://schemas.microsoft.com/office/word/2023/wordml/word16du" xmlns:w16sdtdh="http://schemas.microsoft.com/office/word/2020/wordml/sdtdatahash" xmlns:w16sdtfl="http://schemas.microsoft.com/office/word/2024/wordml/sdtformatlock" xmlns:w16se="http://schemas.microsoft.com/office/word/2015/wordml/symex" xmlns:wpg="http://schemas.microsoft.com/office/word/2010/wordprocessingGroup" xmlns:wpi="http://schemas.microsoft.com/office/word/2010/wordprocessingInk" xmlns:wne="http://schemas.microsoft.com/office/word/2006/wordml" xmlns:wps="http://schemas.microsoft.com/office/word/2010/wordprocessingShape" mc:Ignorable="w14 w15 w16se w16cid w16 w16cex w16sdtdh w16sdtfl w16du wp14">
   <w:p>
     <w:pPr>
       <w:jc w:val="center"/>
@@ -3370,13 +2693,13 @@
 </file>
 
 <file path=word/header2.xml><?xml version="1.0" encoding="utf-8"?>
-<w:hdr xmlns:wpc="http://schemas.microsoft.com/office/word/2010/wordprocessingCanvas" xmlns:cx="http://schemas.microsoft.com/office/drawing/2014/chartex" xmlns:cx1="http://schemas.microsoft.com/office/drawing/2015/9/8/chartex" xmlns:cx2="http://schemas.microsoft.com/office/drawing/2015/10/21/chartex" xmlns:cx3="http://schemas.microsoft.com/office/drawing/2016/5/9/chartex" xmlns:cx4="http://schemas.microsoft.com/office/drawing/2016/5/10/chartex" xmlns:cx5="http://schemas.microsoft.com/office/drawing/2016/5/11/chartex" xmlns:cx6="http://schemas.microsoft.com/office/drawing/2016/5/12/chartex" xmlns:cx7="http://schemas.microsoft.com/office/drawing/2016/5/13/chartex" xmlns:cx8="http://schemas.microsoft.com/office/drawing/2016/5/14/chartex" xmlns:mc="http://schemas.openxmlformats.org/markup-compatibility/2006" xmlns:aink="http://schemas.microsoft.com/office/drawing/2016/ink" xmlns:am3d="http://schemas.microsoft.com/office/drawing/2017/model3d" xmlns:o="urn:schemas-microsoft-com:office:office" xmlns:r="http://schemas.openxmlformats.org/officeDocument/2006/relationships" xmlns:m="http://schemas.openxmlformats.org/officeDocument/2006/math" xmlns:v="urn:schemas-microsoft-com:vml" xmlns:wp14="http://schemas.microsoft.com/office/word/2010/wordprocessingDrawing" xmlns:wp="http://schemas.openxmlformats.org/drawingml/2006/wordprocessingDrawing" xmlns:w10="urn:schemas-microsoft-com:office:word" xmlns:w="http://schemas.openxmlformats.org/wordprocessingml/2006/main" xmlns:w14="http://schemas.microsoft.com/office/word/2010/wordml" xmlns:w15="http://schemas.microsoft.com/office/word/2012/wordml" xmlns:w16cex="http://schemas.microsoft.com/office/word/2018/wordml/cex" xmlns:w16cid="http://schemas.microsoft.com/office/word/2016/wordml/cid" xmlns:w16="http://schemas.microsoft.com/office/word/2018/wordml" xmlns:w16sdtdh="http://schemas.microsoft.com/office/word/2020/wordml/sdtdatahash" xmlns:w16se="http://schemas.microsoft.com/office/word/2015/wordml/symex" xmlns:wpg="http://schemas.microsoft.com/office/word/2010/wordprocessingGroup" xmlns:wpi="http://schemas.microsoft.com/office/word/2010/wordprocessingInk" xmlns:wne="http://schemas.microsoft.com/office/word/2006/wordml" xmlns:wps="http://schemas.microsoft.com/office/word/2010/wordprocessingShape" xmlns:a="http://schemas.openxmlformats.org/drawingml/2006/main" xmlns:pic="http://schemas.openxmlformats.org/drawingml/2006/picture" mc:Ignorable="w14 w15 w16se w16cid w16 w16cex w16sdtdh wp14">
+<w:hdr xmlns:wpc="http://schemas.microsoft.com/office/word/2010/wordprocessingCanvas" xmlns:cx="http://schemas.microsoft.com/office/drawing/2014/chartex" xmlns:cx1="http://schemas.microsoft.com/office/drawing/2015/9/8/chartex" xmlns:cx2="http://schemas.microsoft.com/office/drawing/2015/10/21/chartex" xmlns:cx3="http://schemas.microsoft.com/office/drawing/2016/5/9/chartex" xmlns:cx4="http://schemas.microsoft.com/office/drawing/2016/5/10/chartex" xmlns:cx5="http://schemas.microsoft.com/office/drawing/2016/5/11/chartex" xmlns:cx6="http://schemas.microsoft.com/office/drawing/2016/5/12/chartex" xmlns:cx7="http://schemas.microsoft.com/office/drawing/2016/5/13/chartex" xmlns:cx8="http://schemas.microsoft.com/office/drawing/2016/5/14/chartex" xmlns:mc="http://schemas.openxmlformats.org/markup-compatibility/2006" xmlns:aink="http://schemas.microsoft.com/office/drawing/2016/ink" xmlns:am3d="http://schemas.microsoft.com/office/drawing/2017/model3d" xmlns:o="urn:schemas-microsoft-com:office:office" xmlns:oel="http://schemas.microsoft.com/office/2019/extlst" xmlns:r="http://schemas.openxmlformats.org/officeDocument/2006/relationships" xmlns:m="http://schemas.openxmlformats.org/officeDocument/2006/math" xmlns:v="urn:schemas-microsoft-com:vml" xmlns:wp14="http://schemas.microsoft.com/office/word/2010/wordprocessingDrawing" xmlns:wp="http://schemas.openxmlformats.org/drawingml/2006/wordprocessingDrawing" xmlns:w10="urn:schemas-microsoft-com:office:word" xmlns:w="http://schemas.openxmlformats.org/wordprocessingml/2006/main" xmlns:w14="http://schemas.microsoft.com/office/word/2010/wordml" xmlns:w15="http://schemas.microsoft.com/office/word/2012/wordml" xmlns:w16cex="http://schemas.microsoft.com/office/word/2018/wordml/cex" xmlns:w16cid="http://schemas.microsoft.com/office/word/2016/wordml/cid" xmlns:w16="http://schemas.microsoft.com/office/word/2018/wordml" xmlns:w16du="http://schemas.microsoft.com/office/word/2023/wordml/word16du" xmlns:w16sdtdh="http://schemas.microsoft.com/office/word/2020/wordml/sdtdatahash" xmlns:w16sdtfl="http://schemas.microsoft.com/office/word/2024/wordml/sdtformatlock" xmlns:w16se="http://schemas.microsoft.com/office/word/2015/wordml/symex" xmlns:wpg="http://schemas.microsoft.com/office/word/2010/wordprocessingGroup" xmlns:wpi="http://schemas.microsoft.com/office/word/2010/wordprocessingInk" xmlns:wne="http://schemas.microsoft.com/office/word/2006/wordml" xmlns:wps="http://schemas.microsoft.com/office/word/2010/wordprocessingShape" mc:Ignorable="w14 w15 w16se w16cid w16 w16cex w16sdtdh w16sdtfl w16du wp14">
   <w:tbl>
     <w:tblPr>
       <w:tblW w:w="9640" w:type="dxa"/>
       <w:tblInd w:w="-284" w:type="dxa"/>
       <w:tblBorders>
-        <w:bottom w:val="single" w:color="000000" w:sz="12" w:space="0"/>
+        <w:bottom w:val="single" w:sz="12" w:space="0" w:color="000000"/>
       </w:tblBorders>
       <w:shd w:val="clear" w:color="auto" w:fill="FFFFFF"/>
       <w:tblLayout w:type="fixed"/>
@@ -3403,7 +2726,7 @@
               <w:rFonts w:eastAsia="Arial" w:cs="Arial"/>
             </w:rPr>
           </w:pPr>
-          <w:bookmarkStart w:name="_Hlk129081240" w:id="4"/>
+          <w:bookmarkStart w:id="4" w:name="_Hlk129081240"/>
           <w:r>
             <w:rPr>
               <w:noProof/>
@@ -3555,7 +2878,7 @@
             <w:pStyle w:val="Alamat"/>
             <w:ind w:left="-126" w:right="-101"/>
           </w:pPr>
-          <w:hyperlink w:history="1" r:id="rId2">
+          <w:hyperlink r:id="rId2" w:history="1">
             <w:r>
               <w:rPr>
                 <w:rStyle w:val="Hyperlink"/>
@@ -3577,7 +2900,7 @@
           <w:tcW w:w="9640" w:type="dxa"/>
           <w:gridSpan w:val="2"/>
           <w:tcBorders>
-            <w:bottom w:val="single" w:color="000000" w:sz="12" w:space="0"/>
+            <w:bottom w:val="single" w:sz="12" w:space="0" w:color="000000"/>
           </w:tcBorders>
           <w:shd w:val="clear" w:color="auto" w:fill="FFFFFF"/>
         </w:tcPr>
@@ -3599,11 +2922,11 @@
 </file>
 
 <file path=word/styles.xml><?xml version="1.0" encoding="utf-8"?>
-<w:styles xmlns:wp14="http://schemas.microsoft.com/office/word/2010/wordprocessingDrawing" xmlns:mc="http://schemas.openxmlformats.org/markup-compatibility/2006" xmlns:r="http://schemas.openxmlformats.org/officeDocument/2006/relationships" xmlns:w="http://schemas.openxmlformats.org/wordprocessingml/2006/main" xmlns:w14="http://schemas.microsoft.com/office/word/2010/wordml" xmlns:w15="http://schemas.microsoft.com/office/word/2012/wordml" xmlns:w16cex="http://schemas.microsoft.com/office/word/2018/wordml/cex" xmlns:w16cid="http://schemas.microsoft.com/office/word/2016/wordml/cid" xmlns:w16="http://schemas.microsoft.com/office/word/2018/wordml" xmlns:w16sdtdh="http://schemas.microsoft.com/office/word/2020/wordml/sdtdatahash" xmlns:w16se="http://schemas.microsoft.com/office/word/2015/wordml/symex" mc:Ignorable="w14 w15 w16se w16cid w16 w16cex w16sdtdh wp14">
+<w:styles xmlns:mc="http://schemas.openxmlformats.org/markup-compatibility/2006" xmlns:r="http://schemas.openxmlformats.org/officeDocument/2006/relationships" xmlns:w="http://schemas.openxmlformats.org/wordprocessingml/2006/main" xmlns:w14="http://schemas.microsoft.com/office/word/2010/wordml" xmlns:w15="http://schemas.microsoft.com/office/word/2012/wordml" xmlns:w16cex="http://schemas.microsoft.com/office/word/2018/wordml/cex" xmlns:w16cid="http://schemas.microsoft.com/office/word/2016/wordml/cid" xmlns:w16="http://schemas.microsoft.com/office/word/2018/wordml" xmlns:w16du="http://schemas.microsoft.com/office/word/2023/wordml/word16du" xmlns:w16sdtdh="http://schemas.microsoft.com/office/word/2020/wordml/sdtdatahash" xmlns:w16sdtfl="http://schemas.microsoft.com/office/word/2024/wordml/sdtformatlock" xmlns:w16se="http://schemas.microsoft.com/office/word/2015/wordml/symex" mc:Ignorable="w14 w15 w16se w16cid w16 w16cex w16sdtdh w16sdtfl w16du">
   <w:docDefaults>
     <w:rPrDefault>
       <w:rPr>
-        <w:rFonts w:ascii="Calibri" w:hAnsi="Calibri" w:eastAsia="Calibri" w:cs="Calibri"/>
+        <w:rFonts w:ascii="Calibri" w:eastAsia="Calibri" w:hAnsi="Calibri" w:cs="Calibri"/>
         <w:color w:val="000000"/>
         <w:sz w:val="22"/>
         <w:szCs w:val="22"/>
@@ -3615,14 +2938,14 @@
   <w:latentStyles w:defLockedState="0" w:defUIPriority="99" w:defSemiHidden="0" w:defUnhideWhenUsed="0" w:defQFormat="0" w:count="376">
     <w:lsdException w:name="Normal" w:uiPriority="0" w:qFormat="1"/>
     <w:lsdException w:name="heading 1" w:uiPriority="9" w:qFormat="1"/>
-    <w:lsdException w:name="heading 2" w:uiPriority="9" w:semiHidden="1" w:unhideWhenUsed="1" w:qFormat="1"/>
-    <w:lsdException w:name="heading 3" w:uiPriority="9" w:semiHidden="1" w:unhideWhenUsed="1" w:qFormat="1"/>
-    <w:lsdException w:name="heading 4" w:uiPriority="9" w:semiHidden="1" w:unhideWhenUsed="1" w:qFormat="1"/>
-    <w:lsdException w:name="heading 5" w:uiPriority="9" w:semiHidden="1" w:unhideWhenUsed="1" w:qFormat="1"/>
-    <w:lsdException w:name="heading 6" w:uiPriority="9" w:semiHidden="1" w:unhideWhenUsed="1" w:qFormat="1"/>
-    <w:lsdException w:name="heading 7" w:uiPriority="9" w:semiHidden="1" w:unhideWhenUsed="1" w:qFormat="1"/>
-    <w:lsdException w:name="heading 8" w:uiPriority="9" w:semiHidden="1" w:unhideWhenUsed="1" w:qFormat="1"/>
-    <w:lsdException w:name="heading 9" w:uiPriority="9" w:semiHidden="1" w:unhideWhenUsed="1" w:qFormat="1"/>
+    <w:lsdException w:name="heading 2" w:semiHidden="1" w:uiPriority="9" w:unhideWhenUsed="1" w:qFormat="1"/>
+    <w:lsdException w:name="heading 3" w:semiHidden="1" w:uiPriority="9" w:unhideWhenUsed="1" w:qFormat="1"/>
+    <w:lsdException w:name="heading 4" w:semiHidden="1" w:uiPriority="9" w:unhideWhenUsed="1" w:qFormat="1"/>
+    <w:lsdException w:name="heading 5" w:semiHidden="1" w:uiPriority="9" w:unhideWhenUsed="1" w:qFormat="1"/>
+    <w:lsdException w:name="heading 6" w:semiHidden="1" w:uiPriority="9" w:unhideWhenUsed="1" w:qFormat="1"/>
+    <w:lsdException w:name="heading 7" w:semiHidden="1" w:uiPriority="9" w:unhideWhenUsed="1" w:qFormat="1"/>
+    <w:lsdException w:name="heading 8" w:semiHidden="1" w:uiPriority="9" w:unhideWhenUsed="1" w:qFormat="1"/>
+    <w:lsdException w:name="heading 9" w:semiHidden="1" w:uiPriority="9" w:unhideWhenUsed="1" w:qFormat="1"/>
     <w:lsdException w:name="index 1" w:semiHidden="1" w:unhideWhenUsed="1"/>
     <w:lsdException w:name="index 2" w:semiHidden="1" w:unhideWhenUsed="1"/>
     <w:lsdException w:name="index 3" w:semiHidden="1" w:unhideWhenUsed="1"/>
@@ -3632,22 +2955,22 @@
     <w:lsdException w:name="index 7" w:semiHidden="1" w:unhideWhenUsed="1"/>
     <w:lsdException w:name="index 8" w:semiHidden="1" w:unhideWhenUsed="1"/>
     <w:lsdException w:name="index 9" w:semiHidden="1" w:unhideWhenUsed="1"/>
-    <w:lsdException w:name="toc 1" w:uiPriority="39" w:semiHidden="1" w:unhideWhenUsed="1"/>
-    <w:lsdException w:name="toc 2" w:uiPriority="39" w:semiHidden="1" w:unhideWhenUsed="1"/>
-    <w:lsdException w:name="toc 3" w:uiPriority="39" w:semiHidden="1" w:unhideWhenUsed="1"/>
-    <w:lsdException w:name="toc 4" w:uiPriority="39" w:semiHidden="1" w:unhideWhenUsed="1"/>
-    <w:lsdException w:name="toc 5" w:uiPriority="39" w:semiHidden="1" w:unhideWhenUsed="1"/>
-    <w:lsdException w:name="toc 6" w:uiPriority="39" w:semiHidden="1" w:unhideWhenUsed="1"/>
-    <w:lsdException w:name="toc 7" w:uiPriority="39" w:semiHidden="1" w:unhideWhenUsed="1"/>
-    <w:lsdException w:name="toc 8" w:uiPriority="39" w:semiHidden="1" w:unhideWhenUsed="1"/>
-    <w:lsdException w:name="toc 9" w:uiPriority="39" w:semiHidden="1" w:unhideWhenUsed="1"/>
+    <w:lsdException w:name="toc 1" w:semiHidden="1" w:uiPriority="39" w:unhideWhenUsed="1"/>
+    <w:lsdException w:name="toc 2" w:semiHidden="1" w:uiPriority="39" w:unhideWhenUsed="1"/>
+    <w:lsdException w:name="toc 3" w:semiHidden="1" w:uiPriority="39" w:unhideWhenUsed="1"/>
+    <w:lsdException w:name="toc 4" w:semiHidden="1" w:uiPriority="39" w:unhideWhenUsed="1"/>
+    <w:lsdException w:name="toc 5" w:semiHidden="1" w:uiPriority="39" w:unhideWhenUsed="1"/>
+    <w:lsdException w:name="toc 6" w:semiHidden="1" w:uiPriority="39" w:unhideWhenUsed="1"/>
+    <w:lsdException w:name="toc 7" w:semiHidden="1" w:uiPriority="39" w:unhideWhenUsed="1"/>
+    <w:lsdException w:name="toc 8" w:semiHidden="1" w:uiPriority="39" w:unhideWhenUsed="1"/>
+    <w:lsdException w:name="toc 9" w:semiHidden="1" w:uiPriority="39" w:unhideWhenUsed="1"/>
     <w:lsdException w:name="Normal Indent" w:semiHidden="1" w:unhideWhenUsed="1"/>
     <w:lsdException w:name="footnote text" w:semiHidden="1" w:unhideWhenUsed="1"/>
     <w:lsdException w:name="annotation text" w:semiHidden="1" w:unhideWhenUsed="1"/>
     <w:lsdException w:name="header" w:semiHidden="1" w:unhideWhenUsed="1"/>
     <w:lsdException w:name="footer" w:semiHidden="1" w:unhideWhenUsed="1"/>
     <w:lsdException w:name="index heading" w:semiHidden="1" w:unhideWhenUsed="1"/>
-    <w:lsdException w:name="caption" w:uiPriority="35" w:semiHidden="1" w:unhideWhenUsed="1" w:qFormat="1"/>
+    <w:lsdException w:name="caption" w:semiHidden="1" w:uiPriority="35" w:unhideWhenUsed="1" w:qFormat="1"/>
     <w:lsdException w:name="table of figures" w:semiHidden="1" w:unhideWhenUsed="1"/>
     <w:lsdException w:name="envelope address" w:semiHidden="1" w:unhideWhenUsed="1"/>
     <w:lsdException w:name="envelope return" w:semiHidden="1" w:unhideWhenUsed="1"/>
@@ -3678,7 +3001,7 @@
     <w:lsdException w:name="Title" w:uiPriority="10" w:qFormat="1"/>
     <w:lsdException w:name="Closing" w:semiHidden="1" w:unhideWhenUsed="1"/>
     <w:lsdException w:name="Signature" w:semiHidden="1" w:unhideWhenUsed="1"/>
-    <w:lsdException w:name="Default Paragraph Font" w:uiPriority="1" w:semiHidden="1" w:unhideWhenUsed="1"/>
+    <w:lsdException w:name="Default Paragraph Font" w:semiHidden="1" w:uiPriority="1" w:unhideWhenUsed="1"/>
     <w:lsdException w:name="Body Text" w:semiHidden="1" w:unhideWhenUsed="1"/>
     <w:lsdException w:name="Body Text Indent" w:semiHidden="1" w:unhideWhenUsed="1"/>
     <w:lsdException w:name="List Continue" w:semiHidden="1" w:unhideWhenUsed="1"/>
@@ -3878,8 +3201,8 @@
     <w:lsdException w:name="Subtle Reference" w:uiPriority="31" w:qFormat="1"/>
     <w:lsdException w:name="Intense Reference" w:uiPriority="32" w:qFormat="1"/>
     <w:lsdException w:name="Book Title" w:uiPriority="33" w:qFormat="1"/>
-    <w:lsdException w:name="Bibliography" w:uiPriority="37" w:semiHidden="1" w:unhideWhenUsed="1"/>
-    <w:lsdException w:name="TOC Heading" w:uiPriority="39" w:semiHidden="1" w:unhideWhenUsed="1" w:qFormat="1"/>
+    <w:lsdException w:name="Bibliography" w:semiHidden="1" w:uiPriority="37" w:unhideWhenUsed="1"/>
+    <w:lsdException w:name="TOC Heading" w:semiHidden="1" w:uiPriority="39" w:unhideWhenUsed="1" w:qFormat="1"/>
     <w:lsdException w:name="Plain Table 1" w:uiPriority="41"/>
     <w:lsdException w:name="Plain Table 2" w:uiPriority="42"/>
     <w:lsdException w:name="Plain Table 3" w:uiPriority="43"/>
@@ -3990,7 +3313,7 @@
     <w:lsdException w:name="Unresolved Mention" w:semiHidden="1" w:unhideWhenUsed="1"/>
     <w:lsdException w:name="Smart Link" w:semiHidden="1" w:unhideWhenUsed="1"/>
   </w:latentStyles>
-  <w:style w:type="paragraph" w:styleId="Normal" w:default="1">
+  <w:style w:type="paragraph" w:default="1" w:styleId="Normal">
     <w:name w:val="Normal"/>
     <w:qFormat/>
     <w:rPr>
@@ -4009,7 +3332,7 @@
       <w:outlineLvl w:val="0"/>
     </w:pPr>
     <w:rPr>
-      <w:rFonts w:ascii="Calibri Light" w:hAnsi="Calibri Light" w:eastAsia="Calibri Light" w:cs="Calibri Light"/>
+      <w:rFonts w:ascii="Calibri Light" w:eastAsia="Calibri Light" w:hAnsi="Calibri Light" w:cs="Calibri Light"/>
       <w:color w:val="2F5496"/>
       <w:sz w:val="32"/>
       <w:szCs w:val="32"/>
@@ -4029,7 +3352,7 @@
       <w:outlineLvl w:val="1"/>
     </w:pPr>
     <w:rPr>
-      <w:rFonts w:ascii="Calibri Light" w:hAnsi="Calibri Light" w:eastAsia="Calibri Light" w:cs="Calibri Light"/>
+      <w:rFonts w:ascii="Calibri Light" w:eastAsia="Calibri Light" w:hAnsi="Calibri Light" w:cs="Calibri Light"/>
       <w:color w:val="2F5496"/>
       <w:sz w:val="26"/>
       <w:szCs w:val="26"/>
@@ -4049,7 +3372,7 @@
       <w:outlineLvl w:val="2"/>
     </w:pPr>
     <w:rPr>
-      <w:rFonts w:ascii="Calibri Light" w:hAnsi="Calibri Light" w:eastAsia="Calibri Light" w:cs="Calibri Light"/>
+      <w:rFonts w:ascii="Calibri Light" w:eastAsia="Calibri Light" w:hAnsi="Calibri Light" w:cs="Calibri Light"/>
       <w:color w:val="1F3763"/>
       <w:sz w:val="24"/>
       <w:szCs w:val="24"/>
@@ -4069,7 +3392,7 @@
       <w:outlineLvl w:val="3"/>
     </w:pPr>
     <w:rPr>
-      <w:rFonts w:ascii="Calibri Light" w:hAnsi="Calibri Light" w:eastAsia="Calibri Light" w:cs="Calibri Light"/>
+      <w:rFonts w:ascii="Calibri Light" w:eastAsia="Calibri Light" w:hAnsi="Calibri Light" w:cs="Calibri Light"/>
       <w:i/>
       <w:iCs/>
       <w:color w:val="2F5496"/>
@@ -4089,7 +3412,7 @@
       <w:outlineLvl w:val="4"/>
     </w:pPr>
     <w:rPr>
-      <w:rFonts w:ascii="Calibri Light" w:hAnsi="Calibri Light" w:eastAsia="Calibri Light" w:cs="Calibri Light"/>
+      <w:rFonts w:ascii="Calibri Light" w:eastAsia="Calibri Light" w:hAnsi="Calibri Light" w:cs="Calibri Light"/>
       <w:color w:val="2F5496"/>
     </w:rPr>
   </w:style>
@@ -4107,17 +3430,17 @@
       <w:outlineLvl w:val="5"/>
     </w:pPr>
     <w:rPr>
-      <w:rFonts w:ascii="Calibri Light" w:hAnsi="Calibri Light" w:eastAsia="Calibri Light" w:cs="Calibri Light"/>
+      <w:rFonts w:ascii="Calibri Light" w:eastAsia="Calibri Light" w:hAnsi="Calibri Light" w:cs="Calibri Light"/>
       <w:color w:val="1F3763"/>
     </w:rPr>
   </w:style>
-  <w:style w:type="character" w:styleId="DefaultParagraphFont" w:default="1">
+  <w:style w:type="character" w:default="1" w:styleId="DefaultParagraphFont">
     <w:name w:val="Default Paragraph Font"/>
     <w:uiPriority w:val="1"/>
     <w:semiHidden/>
     <w:unhideWhenUsed/>
   </w:style>
-  <w:style w:type="table" w:styleId="TableNormal" w:default="1">
+  <w:style w:type="table" w:default="1" w:styleId="TableNormal">
     <w:name w:val="Normal Table"/>
     <w:uiPriority w:val="99"/>
     <w:semiHidden/>
@@ -4132,71 +3455,71 @@
       </w:tblCellMar>
     </w:tblPr>
   </w:style>
-  <w:style w:type="numbering" w:styleId="NoList" w:default="1">
+  <w:style w:type="numbering" w:default="1" w:styleId="NoList">
     <w:name w:val="No List"/>
     <w:uiPriority w:val="99"/>
     <w:semiHidden/>
     <w:unhideWhenUsed/>
   </w:style>
-  <w:style w:type="character" w:styleId="Heading1Char" w:customStyle="1">
+  <w:style w:type="character" w:customStyle="1" w:styleId="Heading1Char">
     <w:name w:val="Heading 1 Char"/>
     <w:basedOn w:val="DefaultParagraphFont"/>
     <w:link w:val="Heading1"/>
     <w:rPr>
-      <w:rFonts w:ascii="Calibri Light" w:hAnsi="Calibri Light" w:eastAsia="Calibri Light" w:cs="Calibri Light"/>
+      <w:rFonts w:ascii="Calibri Light" w:eastAsia="Calibri Light" w:hAnsi="Calibri Light" w:cs="Calibri Light"/>
       <w:color w:val="2F5496"/>
       <w:sz w:val="32"/>
       <w:szCs w:val="32"/>
     </w:rPr>
   </w:style>
-  <w:style w:type="character" w:styleId="Heading2Char" w:customStyle="1">
+  <w:style w:type="character" w:customStyle="1" w:styleId="Heading2Char">
     <w:name w:val="Heading 2 Char"/>
     <w:basedOn w:val="DefaultParagraphFont"/>
     <w:link w:val="Heading2"/>
     <w:rPr>
-      <w:rFonts w:ascii="Calibri Light" w:hAnsi="Calibri Light" w:eastAsia="Calibri Light" w:cs="Calibri Light"/>
+      <w:rFonts w:ascii="Calibri Light" w:eastAsia="Calibri Light" w:hAnsi="Calibri Light" w:cs="Calibri Light"/>
       <w:color w:val="2F5496"/>
       <w:sz w:val="26"/>
       <w:szCs w:val="26"/>
     </w:rPr>
   </w:style>
-  <w:style w:type="character" w:styleId="Heading3Char" w:customStyle="1">
+  <w:style w:type="character" w:customStyle="1" w:styleId="Heading3Char">
     <w:name w:val="Heading 3 Char"/>
     <w:basedOn w:val="DefaultParagraphFont"/>
     <w:link w:val="Heading3"/>
     <w:rPr>
-      <w:rFonts w:ascii="Calibri Light" w:hAnsi="Calibri Light" w:eastAsia="Calibri Light" w:cs="Calibri Light"/>
+      <w:rFonts w:ascii="Calibri Light" w:eastAsia="Calibri Light" w:hAnsi="Calibri Light" w:cs="Calibri Light"/>
       <w:color w:val="1F3763"/>
       <w:sz w:val="24"/>
       <w:szCs w:val="24"/>
     </w:rPr>
   </w:style>
-  <w:style w:type="character" w:styleId="Heading4Char" w:customStyle="1">
+  <w:style w:type="character" w:customStyle="1" w:styleId="Heading4Char">
     <w:name w:val="Heading 4 Char"/>
     <w:basedOn w:val="DefaultParagraphFont"/>
     <w:link w:val="Heading4"/>
     <w:rPr>
-      <w:rFonts w:ascii="Calibri Light" w:hAnsi="Calibri Light" w:eastAsia="Calibri Light" w:cs="Calibri Light"/>
+      <w:rFonts w:ascii="Calibri Light" w:eastAsia="Calibri Light" w:hAnsi="Calibri Light" w:cs="Calibri Light"/>
       <w:i/>
       <w:iCs/>
       <w:color w:val="2F5496"/>
     </w:rPr>
   </w:style>
-  <w:style w:type="character" w:styleId="Heading5Char" w:customStyle="1">
+  <w:style w:type="character" w:customStyle="1" w:styleId="Heading5Char">
     <w:name w:val="Heading 5 Char"/>
     <w:basedOn w:val="DefaultParagraphFont"/>
     <w:link w:val="Heading5"/>
     <w:rPr>
-      <w:rFonts w:ascii="Calibri Light" w:hAnsi="Calibri Light" w:eastAsia="Calibri Light" w:cs="Calibri Light"/>
+      <w:rFonts w:ascii="Calibri Light" w:eastAsia="Calibri Light" w:hAnsi="Calibri Light" w:cs="Calibri Light"/>
       <w:color w:val="2F5496"/>
     </w:rPr>
   </w:style>
-  <w:style w:type="character" w:styleId="Heading6Char" w:customStyle="1">
+  <w:style w:type="character" w:customStyle="1" w:styleId="Heading6Char">
     <w:name w:val="Heading 6 Char"/>
     <w:basedOn w:val="DefaultParagraphFont"/>
     <w:link w:val="Heading6"/>
     <w:rPr>
-      <w:rFonts w:ascii="Calibri Light" w:hAnsi="Calibri Light" w:eastAsia="Calibri Light" w:cs="Calibri Light"/>
+      <w:rFonts w:ascii="Calibri Light" w:eastAsia="Calibri Light" w:hAnsi="Calibri Light" w:cs="Calibri Light"/>
       <w:color w:val="1F3763"/>
     </w:rPr>
   </w:style>
@@ -4213,7 +3536,7 @@
       </w:tabs>
     </w:pPr>
   </w:style>
-  <w:style w:type="character" w:styleId="HeaderChar" w:customStyle="1">
+  <w:style w:type="character" w:customStyle="1" w:styleId="HeaderChar">
     <w:name w:val="Header Char"/>
     <w:basedOn w:val="DefaultParagraphFont"/>
     <w:link w:val="Header"/>
@@ -4232,7 +3555,7 @@
       </w:tabs>
     </w:pPr>
   </w:style>
-  <w:style w:type="character" w:styleId="FooterChar" w:customStyle="1">
+  <w:style w:type="character" w:customStyle="1" w:styleId="FooterChar">
     <w:name w:val="Footer Char"/>
     <w:basedOn w:val="DefaultParagraphFont"/>
     <w:link w:val="Footer"/>
@@ -4248,7 +3571,7 @@
       <w:u w:val="single"/>
     </w:rPr>
   </w:style>
-  <w:style w:type="character" w:styleId="UnresolvedMention1" w:customStyle="1">
+  <w:style w:type="character" w:customStyle="1" w:styleId="UnresolvedMention1">
     <w:name w:val="Unresolved Mention1"/>
     <w:basedOn w:val="DefaultParagraphFont"/>
     <w:uiPriority w:val="99"/>
@@ -4259,7 +3582,7 @@
       <w:shd w:val="clear" w:color="auto" w:fill="E1DFDD"/>
     </w:rPr>
   </w:style>
-  <w:style w:type="paragraph" w:styleId="Alamat" w:customStyle="1">
+  <w:style w:type="paragraph" w:customStyle="1" w:styleId="Alamat">
     <w:name w:val="Alamat"/>
     <w:basedOn w:val="Normal"/>
     <w:link w:val="AlamatChar"/>
@@ -4271,7 +3594,7 @@
       <w:sz w:val="14"/>
     </w:rPr>
   </w:style>
-  <w:style w:type="paragraph" w:styleId="KopSurat" w:customStyle="1">
+  <w:style w:type="paragraph" w:customStyle="1" w:styleId="KopSurat">
     <w:name w:val="Kop Surat"/>
     <w:basedOn w:val="Normal"/>
     <w:link w:val="KopSuratChar"/>
@@ -4283,7 +3606,7 @@
       <w:b/>
     </w:rPr>
   </w:style>
-  <w:style w:type="character" w:styleId="AlamatChar" w:customStyle="1">
+  <w:style w:type="character" w:customStyle="1" w:styleId="AlamatChar">
     <w:name w:val="Alamat Char"/>
     <w:basedOn w:val="DefaultParagraphFont"/>
     <w:link w:val="Alamat"/>
@@ -4292,7 +3615,7 @@
       <w:sz w:val="14"/>
     </w:rPr>
   </w:style>
-  <w:style w:type="character" w:styleId="KopSuratChar" w:customStyle="1">
+  <w:style w:type="character" w:customStyle="1" w:styleId="KopSuratChar">
     <w:name w:val="Kop Surat Char"/>
     <w:basedOn w:val="DefaultParagraphFont"/>
     <w:link w:val="KopSurat"/>
@@ -4301,7 +3624,7 @@
       <w:b/>
     </w:rPr>
   </w:style>
-  <w:style w:type="paragraph" w:styleId="Arial11" w:customStyle="1">
+  <w:style w:type="paragraph" w:customStyle="1" w:styleId="Arial11">
     <w:name w:val="Arial 11"/>
     <w:basedOn w:val="Normal"/>
     <w:link w:val="Arial11Char"/>
@@ -4311,7 +3634,7 @@
       <w:noProof/>
     </w:rPr>
   </w:style>
-  <w:style w:type="character" w:styleId="Arial11Char" w:customStyle="1">
+  <w:style w:type="character" w:customStyle="1" w:styleId="Arial11Char">
     <w:name w:val="Arial 11 Char"/>
     <w:basedOn w:val="DefaultParagraphFont"/>
     <w:link w:val="Arial11"/>
@@ -4327,21 +3650,21 @@
     <w:uiPriority w:val="39"/>
     <w:tblPr>
       <w:tblBorders>
-        <w:top w:val="single" w:color="auto" w:sz="4" w:space="0"/>
-        <w:left w:val="single" w:color="auto" w:sz="4" w:space="0"/>
-        <w:bottom w:val="single" w:color="auto" w:sz="4" w:space="0"/>
-        <w:right w:val="single" w:color="auto" w:sz="4" w:space="0"/>
-        <w:insideH w:val="single" w:color="auto" w:sz="4" w:space="0"/>
-        <w:insideV w:val="single" w:color="auto" w:sz="4" w:space="0"/>
+        <w:top w:val="single" w:sz="4" w:space="0" w:color="auto"/>
+        <w:left w:val="single" w:sz="4" w:space="0" w:color="auto"/>
+        <w:bottom w:val="single" w:sz="4" w:space="0" w:color="auto"/>
+        <w:right w:val="single" w:sz="4" w:space="0" w:color="auto"/>
+        <w:insideH w:val="single" w:sz="4" w:space="0" w:color="auto"/>
+        <w:insideV w:val="single" w:sz="4" w:space="0" w:color="auto"/>
       </w:tblBorders>
     </w:tblPr>
   </w:style>
-  <w:style w:type="character" w:styleId="normaltextrun" w:customStyle="1">
+  <w:style w:type="character" w:customStyle="1" w:styleId="normaltextrun">
     <w:name w:val="normaltextrun"/>
     <w:basedOn w:val="DefaultParagraphFont"/>
     <w:rsid w:val="00230EE8"/>
   </w:style>
-  <w:style w:type="character" w:styleId="eop" w:customStyle="1">
+  <w:style w:type="character" w:customStyle="1" w:styleId="eop">
     <w:name w:val="eop"/>
     <w:basedOn w:val="DefaultParagraphFont"/>
     <w:rsid w:val="00230EE8"/>
@@ -4350,7 +3673,7 @@
 </file>
 
 <file path=word/theme/theme1.xml><?xml version="1.0" encoding="utf-8"?>
-<a:theme xmlns:a="http://schemas.openxmlformats.org/drawingml/2006/main" xmlns:thm15="http://schemas.microsoft.com/office/thememl/2012/main" name="Office Theme">
+<a:theme xmlns:a="http://schemas.openxmlformats.org/drawingml/2006/main" name="Office Theme">
   <a:themeElements>
     <a:clrScheme name="Office">
       <a:dk1>
@@ -4648,6 +3971,15 @@
 </file>
 
 <file path=customXml/item1.xml><?xml version="1.0" encoding="utf-8"?>
+<?mso-contentType ?>
+<FormTemplates xmlns="http://schemas.microsoft.com/sharepoint/v3/contenttype/forms">
+  <Display>DocumentLibraryForm</Display>
+  <Edit>DocumentLibraryForm</Edit>
+  <New>DocumentLibraryForm</New>
+</FormTemplates>
+</file>
+
+<file path=customXml/item2.xml><?xml version="1.0" encoding="utf-8"?>
 <ct:contentTypeSchema xmlns:ct="http://schemas.microsoft.com/office/2006/metadata/contentType" xmlns:ma="http://schemas.microsoft.com/office/2006/metadata/properties/metaAttributes" ct:_="" ma:_="" ma:contentTypeName="Document" ma:contentTypeID="0x010100DAB4865CE0063E4C863866F234696B4D" ma:contentTypeVersion="11" ma:contentTypeDescription="Create a new document." ma:contentTypeScope="" ma:versionID="dc68f9ba90de6bdc71dcd44eaa64d902">
   <xsd:schema xmlns:xsd="http://www.w3.org/2001/XMLSchema" xmlns:xs="http://www.w3.org/2001/XMLSchema" xmlns:p="http://schemas.microsoft.com/office/2006/metadata/properties" xmlns:ns2="122b6bc9-85c8-4cf1-91e6-8e70987f848c" xmlns:ns3="6a3343e3-a342-4977-82e8-547b9d40dd28" targetNamespace="http://schemas.microsoft.com/office/2006/metadata/properties" ma:root="true" ma:fieldsID="14f7a31914c7b408390499466c8b176f" ns2:_="" ns3:_="">
     <xsd:import namespace="122b6bc9-85c8-4cf1-91e6-8e70987f848c"/>
@@ -4842,15 +4174,6 @@
 </ct:contentTypeSchema>
 </file>
 
-<file path=customXml/item2.xml><?xml version="1.0" encoding="utf-8"?>
-<?mso-contentType ?>
-<FormTemplates xmlns="http://schemas.microsoft.com/sharepoint/v3/contenttype/forms">
-  <Display>DocumentLibraryForm</Display>
-  <Edit>DocumentLibraryForm</Edit>
-  <New>DocumentLibraryForm</New>
-</FormTemplates>
-</file>
-
 <file path=customXml/item3.xml><?xml version="1.0" encoding="utf-8"?>
 <p:properties xmlns:p="http://schemas.microsoft.com/office/2006/metadata/properties" xmlns:xsi="http://www.w3.org/2001/XMLSchema-instance" xmlns:pc="http://schemas.microsoft.com/office/infopath/2007/PartnerControls">
   <documentManagement>
@@ -4863,13 +4186,28 @@
 </file>
 
 <file path=customXml/itemProps1.xml><?xml version="1.0" encoding="utf-8"?>
-<ds:datastoreItem xmlns:ds="http://schemas.openxmlformats.org/officeDocument/2006/customXml" ds:itemID="{794799BD-99AC-42B1-B6ED-FA7BAC6F36D7}"/>
+<ds:datastoreItem xmlns:ds="http://schemas.openxmlformats.org/officeDocument/2006/customXml" ds:itemID="{016BB153-861F-4192-A688-0C944E34872E}">
+  <ds:schemaRefs>
+    <ds:schemaRef ds:uri="http://schemas.microsoft.com/sharepoint/v3/contenttype/forms"/>
+  </ds:schemaRefs>
+</ds:datastoreItem>
 </file>
 
 <file path=customXml/itemProps2.xml><?xml version="1.0" encoding="utf-8"?>
-<ds:datastoreItem xmlns:ds="http://schemas.openxmlformats.org/officeDocument/2006/customXml" ds:itemID="{016BB153-861F-4192-A688-0C944E34872E}">
+<ds:datastoreItem xmlns:ds="http://schemas.openxmlformats.org/officeDocument/2006/customXml" ds:itemID="{794799BD-99AC-42B1-B6ED-FA7BAC6F36D7}">
   <ds:schemaRefs>
-    <ds:schemaRef ds:uri="http://schemas.microsoft.com/sharepoint/v3/contenttype/forms"/>
+    <ds:schemaRef ds:uri="http://schemas.microsoft.com/office/2006/metadata/contentType"/>
+    <ds:schemaRef ds:uri="http://schemas.microsoft.com/office/2006/metadata/properties/metaAttributes"/>
+    <ds:schemaRef ds:uri="http://www.w3.org/2001/XMLSchema"/>
+    <ds:schemaRef ds:uri="http://schemas.microsoft.com/office/2006/metadata/properties"/>
+    <ds:schemaRef ds:uri="122b6bc9-85c8-4cf1-91e6-8e70987f848c"/>
+    <ds:schemaRef ds:uri="6a3343e3-a342-4977-82e8-547b9d40dd28"/>
+    <ds:schemaRef ds:uri="http://schemas.microsoft.com/office/2006/documentManagement/types"/>
+    <ds:schemaRef ds:uri="http://schemas.microsoft.com/office/infopath/2007/PartnerControls"/>
+    <ds:schemaRef ds:uri="http://schemas.openxmlformats.org/package/2006/metadata/core-properties"/>
+    <ds:schemaRef ds:uri="http://purl.org/dc/elements/1.1/"/>
+    <ds:schemaRef ds:uri="http://purl.org/dc/terms/"/>
+    <ds:schemaRef ds:uri="http://schemas.microsoft.com/internal/obd"/>
   </ds:schemaRefs>
 </ds:datastoreItem>
 </file>
@@ -4879,8 +4217,8 @@
   <ds:schemaRefs>
     <ds:schemaRef ds:uri="http://schemas.microsoft.com/office/2006/metadata/properties"/>
     <ds:schemaRef ds:uri="http://schemas.microsoft.com/office/infopath/2007/PartnerControls"/>
-    <ds:schemaRef ds:uri="0ef7128f-a7d0-43d2-bee4-5f56f49c64da"/>
-    <ds:schemaRef ds:uri="6d95bc28-2e5c-4ccd-92aa-ea746d833732"/>
+    <ds:schemaRef ds:uri="6a3343e3-a342-4977-82e8-547b9d40dd28"/>
+    <ds:schemaRef ds:uri="122b6bc9-85c8-4cf1-91e6-8e70987f848c"/>
   </ds:schemaRefs>
 </ds:datastoreItem>
 </file>
--- a/diamond_web/fixtures/default_templates/surat_pkdi_nasional_internasional_sebagian.docx
+++ b/diamond_web/fixtures/default_templates/surat_pkdi_nasional_internasional_sebagian.docx
@@ -1546,7 +1546,13 @@
               </w:rPr>
             </w:pPr>
             <w:r>
-              <w:t>Eddy Wahyudi</w:t>
+              <w:t>Edd</w:t>
+            </w:r>
+            <w:r>
+              <w:t>i</w:t>
+            </w:r>
+            <w:r>
+              <w:t xml:space="preserve"> Wahyudi</w:t>
             </w:r>
           </w:p>
         </w:tc>
@@ -1675,8 +1681,8 @@
           <w:szCs w:val="20"/>
         </w:rPr>
       </w:pPr>
-      <w:bookmarkStart w:id="2" w:name="_Hlk175592966"/>
-      <w:bookmarkStart w:id="3" w:name="_Hlk176870149"/>
+      <w:bookmarkStart w:id="2" w:name="_Hlk176870149"/>
+      <w:bookmarkStart w:id="3" w:name="_Hlk175592966"/>
       <w:r>
         <w:rPr>
           <w:sz w:val="20"/>
@@ -2317,7 +2323,7 @@
           </w:p>
         </w:tc>
       </w:tr>
-      <w:bookmarkEnd w:id="3"/>
+      <w:bookmarkEnd w:id="2"/>
     </w:tbl>
     <w:p>
       <w:pPr>
@@ -2545,7 +2551,13 @@
               </w:rPr>
             </w:pPr>
             <w:r>
-              <w:t>Eddy Wahyudi</w:t>
+              <w:t>Edd</w:t>
+            </w:r>
+            <w:r>
+              <w:t>i</w:t>
+            </w:r>
+            <w:r>
+              <w:t xml:space="preserve"> Wahyudi</w:t>
             </w:r>
           </w:p>
           <w:p>
@@ -2586,7 +2598,7 @@
           </w:p>
         </w:tc>
       </w:tr>
-      <w:bookmarkEnd w:id="2"/>
+      <w:bookmarkEnd w:id="3"/>
     </w:tbl>
     <w:p>
       <w:pPr>
@@ -3971,15 +3983,6 @@
 </file>
 
 <file path=customXml/item1.xml><?xml version="1.0" encoding="utf-8"?>
-<?mso-contentType ?>
-<FormTemplates xmlns="http://schemas.microsoft.com/sharepoint/v3/contenttype/forms">
-  <Display>DocumentLibraryForm</Display>
-  <Edit>DocumentLibraryForm</Edit>
-  <New>DocumentLibraryForm</New>
-</FormTemplates>
-</file>
-
-<file path=customXml/item2.xml><?xml version="1.0" encoding="utf-8"?>
 <ct:contentTypeSchema xmlns:ct="http://schemas.microsoft.com/office/2006/metadata/contentType" xmlns:ma="http://schemas.microsoft.com/office/2006/metadata/properties/metaAttributes" ct:_="" ma:_="" ma:contentTypeName="Document" ma:contentTypeID="0x010100DAB4865CE0063E4C863866F234696B4D" ma:contentTypeVersion="11" ma:contentTypeDescription="Create a new document." ma:contentTypeScope="" ma:versionID="dc68f9ba90de6bdc71dcd44eaa64d902">
   <xsd:schema xmlns:xsd="http://www.w3.org/2001/XMLSchema" xmlns:xs="http://www.w3.org/2001/XMLSchema" xmlns:p="http://schemas.microsoft.com/office/2006/metadata/properties" xmlns:ns2="122b6bc9-85c8-4cf1-91e6-8e70987f848c" xmlns:ns3="6a3343e3-a342-4977-82e8-547b9d40dd28" targetNamespace="http://schemas.microsoft.com/office/2006/metadata/properties" ma:root="true" ma:fieldsID="14f7a31914c7b408390499466c8b176f" ns2:_="" ns3:_="">
     <xsd:import namespace="122b6bc9-85c8-4cf1-91e6-8e70987f848c"/>
@@ -4174,6 +4177,15 @@
 </ct:contentTypeSchema>
 </file>
 
+<file path=customXml/item2.xml><?xml version="1.0" encoding="utf-8"?>
+<?mso-contentType ?>
+<FormTemplates xmlns="http://schemas.microsoft.com/sharepoint/v3/contenttype/forms">
+  <Display>DocumentLibraryForm</Display>
+  <Edit>DocumentLibraryForm</Edit>
+  <New>DocumentLibraryForm</New>
+</FormTemplates>
+</file>
+
 <file path=customXml/item3.xml><?xml version="1.0" encoding="utf-8"?>
 <p:properties xmlns:p="http://schemas.microsoft.com/office/2006/metadata/properties" xmlns:xsi="http://www.w3.org/2001/XMLSchema-instance" xmlns:pc="http://schemas.microsoft.com/office/infopath/2007/PartnerControls">
   <documentManagement>
@@ -4186,14 +4198,6 @@
 </file>
 
 <file path=customXml/itemProps1.xml><?xml version="1.0" encoding="utf-8"?>
-<ds:datastoreItem xmlns:ds="http://schemas.openxmlformats.org/officeDocument/2006/customXml" ds:itemID="{016BB153-861F-4192-A688-0C944E34872E}">
-  <ds:schemaRefs>
-    <ds:schemaRef ds:uri="http://schemas.microsoft.com/sharepoint/v3/contenttype/forms"/>
-  </ds:schemaRefs>
-</ds:datastoreItem>
-</file>
-
-<file path=customXml/itemProps2.xml><?xml version="1.0" encoding="utf-8"?>
 <ds:datastoreItem xmlns:ds="http://schemas.openxmlformats.org/officeDocument/2006/customXml" ds:itemID="{794799BD-99AC-42B1-B6ED-FA7BAC6F36D7}">
   <ds:schemaRefs>
     <ds:schemaRef ds:uri="http://schemas.microsoft.com/office/2006/metadata/contentType"/>
@@ -4212,6 +4216,14 @@
 </ds:datastoreItem>
 </file>
 
+<file path=customXml/itemProps2.xml><?xml version="1.0" encoding="utf-8"?>
+<ds:datastoreItem xmlns:ds="http://schemas.openxmlformats.org/officeDocument/2006/customXml" ds:itemID="{016BB153-861F-4192-A688-0C944E34872E}">
+  <ds:schemaRefs>
+    <ds:schemaRef ds:uri="http://schemas.microsoft.com/sharepoint/v3/contenttype/forms"/>
+  </ds:schemaRefs>
+</ds:datastoreItem>
+</file>
+
 <file path=customXml/itemProps3.xml><?xml version="1.0" encoding="utf-8"?>
 <ds:datastoreItem xmlns:ds="http://schemas.openxmlformats.org/officeDocument/2006/customXml" ds:itemID="{68F97C91-8AAA-4241-BFB3-79DE058C21C2}">
   <ds:schemaRefs>
